--- a/TOKO_Shop_Manual.docx
+++ b/TOKO_Shop_Manual.docx
@@ -269,7 +269,7 @@
         <w:pStyle w:val="FirstParagraph"/>
       </w:pPr>
       <w:r>
-        <w:t xml:space="preserve">การเข้าสู่ระบบเป็นขั้นตอนสำหรับร้านค้าที่มีบัญชีผู้ใช้งานอยู่แล้วในระบบ TOKO Merchant เพื่อเข้าถึงแผงควบคุมและบริหารจัดการธุรกิจ</w:t>
+        <w:t xml:space="preserve">การเข้าสู่ระบบเป็นขั้นตอนสำหรับร้านค้าที่มีบัญชีผู้ใช้งานอยู่แล้วในระบบ TOKO Shop เพื่อเข้าถึงแผงควบคุมและบริหารจัดการธุรกิจ</w:t>
       </w:r>
     </w:p>
     <w:bookmarkStart w:id="23" w:name="องคประกอบของหนาเขาสระบบ"/>
@@ -2985,13 +2985,13 @@
         <w:t xml:space="preserve">เพื่อความสะดวก</w:t>
       </w:r>
     </w:p>
-    <w:bookmarkStart w:id="66" w:name="การจดการสนคา-product-management"/>
+    <w:bookmarkStart w:id="66" w:name="การจดการหมวดสนคา-product-category"/>
     <w:p>
       <w:pPr>
         <w:pStyle w:val="Heading3"/>
       </w:pPr>
       <w:r>
-        <w:t xml:space="preserve">8.2.1 การจัดการสินค้า (Product Management)</w:t>
+        <w:t xml:space="preserve">8.2.1 การจัดการหมวดสินค้า (Product Category)</w:t>
       </w:r>
     </w:p>
     <w:p>
@@ -2999,6 +2999,24 @@
         <w:pStyle w:val="FirstParagraph"/>
       </w:pPr>
       <w:r>
+        <w:t xml:space="preserve">จัดหมวดหมู่ของสินค้า เช่น อาหารจานหลัก / เครื่องดื่ม / ของหวาน / เมนูแนะนำ</w:t>
+      </w:r>
+    </w:p>
+    <w:bookmarkEnd w:id="66"/>
+    <w:bookmarkStart w:id="67" w:name="การจดการสนคา-product-management"/>
+    <w:p>
+      <w:pPr>
+        <w:pStyle w:val="Heading3"/>
+      </w:pPr>
+      <w:r>
+        <w:t xml:space="preserve">8.2.2 การจัดการสินค้า (Product Management)</w:t>
+      </w:r>
+    </w:p>
+    <w:p>
+      <w:pPr>
+        <w:pStyle w:val="FirstParagraph"/>
+      </w:pPr>
+      <w:r>
         <w:t xml:space="preserve">ใช้สำหรับเพิ่ม แก้ไข หรือลบรายการสินค้า ผู้ดูแลร้านสามารถกำหนด:</w:t>
       </w:r>
     </w:p>
@@ -3062,14 +3080,14 @@
         <w:t xml:space="preserve">สถานะ: สินค้าแนะนำ / นำไว้ส่งได้ / สินค้าหมด</w:t>
       </w:r>
     </w:p>
-    <w:bookmarkEnd w:id="66"/>
-    <w:bookmarkStart w:id="67" w:name="รายงานสตอกวตถดบ-inventory-report"/>
+    <w:bookmarkEnd w:id="67"/>
+    <w:bookmarkStart w:id="68" w:name="รายงานสตอกวตถดบ-inventory-report"/>
     <w:p>
       <w:pPr>
         <w:pStyle w:val="Heading3"/>
       </w:pPr>
       <w:r>
-        <w:t xml:space="preserve">8.2.2 รายงานสต็อกวัตถุดิบ (Inventory Report)</w:t>
+        <w:t xml:space="preserve">8.2.3 รายงานสต็อกวัตถุดิบ (Inventory Report)</w:t>
       </w:r>
     </w:p>
     <w:p>
@@ -3114,24 +3132,6 @@
       </w:pPr>
       <w:r>
         <w:t xml:space="preserve">รายงานการใช้วัตถุดิบ</w:t>
-      </w:r>
-    </w:p>
-    <w:bookmarkEnd w:id="67"/>
-    <w:bookmarkStart w:id="68" w:name="การจดการหมวดสนคา-product-category"/>
-    <w:p>
-      <w:pPr>
-        <w:pStyle w:val="Heading3"/>
-      </w:pPr>
-      <w:r>
-        <w:t xml:space="preserve">8.2.3 การจัดการหมวดสินค้า (Product Category)</w:t>
-      </w:r>
-    </w:p>
-    <w:p>
-      <w:pPr>
-        <w:pStyle w:val="FirstParagraph"/>
-      </w:pPr>
-      <w:r>
-        <w:t xml:space="preserve">จัดหมวดหมู่ของสินค้า เช่น อาหารจานหลัก / เครื่องดื่ม / ของหวาน / เมนูแนะนำ</w:t>
       </w:r>
     </w:p>
     <w:bookmarkEnd w:id="68"/>
@@ -3623,7 +3623,7 @@
     </w:p>
     <w:bookmarkEnd w:id="81"/>
     <w:bookmarkEnd w:id="82"/>
-    <w:bookmarkStart w:id="90" w:name="X716362cefa1cfec5434a905182eabd19b3473c0"/>
+    <w:bookmarkStart w:id="101" w:name="X716362cefa1cfec5434a905182eabd19b3473c0"/>
     <w:p>
       <w:pPr>
         <w:pStyle w:val="Heading1"/>
@@ -3888,14 +3888,13 @@
       </w:r>
     </w:p>
     <w:bookmarkEnd w:id="89"/>
-    <w:bookmarkEnd w:id="90"/>
-    <w:bookmarkStart w:id="103" w:name="บทท-11-การตงคาขอมลธรกจประเภทท-4-5-และ-6"/>
-    <w:p>
-      <w:pPr>
-        <w:pStyle w:val="Heading1"/>
-      </w:pPr>
-      <w:r>
-        <w:t xml:space="preserve">บทที่ 11: การตั้งค่าข้อมูลธุรกิจประเภทที่ 4, 5 และ 6</w:t>
+    <w:bookmarkStart w:id="100" w:name="อปเดตขอมลราน-field-3-หลงสมคร"/>
+    <w:p>
+      <w:pPr>
+        <w:pStyle w:val="Heading2"/>
+      </w:pPr>
+      <w:r>
+        <w:t xml:space="preserve">10.8 อัปเดตข้อมูลร้าน Field 3 หลังสมัคร</w:t>
       </w:r>
     </w:p>
     <w:p>
@@ -3903,83 +3902,221 @@
         <w:pStyle w:val="FirstParagraph"/>
       </w:pPr>
       <w:r>
-        <w:t xml:space="preserve">ธุรกิจประเภท Market, Grocery และ Service ใช้โครงสร้างการจัดการคล้ายกับ Restaurant แต่มีความแตกต่างในเครื่องมือเฉพาะ</w:t>
-      </w:r>
-    </w:p>
-    <w:bookmarkStart w:id="94" w:name="ตลาด-market-ประเภทท-4"/>
-    <w:p>
-      <w:pPr>
-        <w:pStyle w:val="Heading2"/>
-      </w:pPr>
-      <w:r>
-        <w:t xml:space="preserve">11.1 ตลาด (Market) – ประเภทที่ 4</w:t>
-      </w:r>
-    </w:p>
-    <w:bookmarkStart w:id="91" w:name="การจดการแผงคา-stall-management"/>
+        <w:t xml:space="preserve">หัวข้อนี้สำหรับเจ้าของร้าน</w:t>
+      </w:r>
+      <w:r>
+        <w:t xml:space="preserve"> </w:t>
+      </w:r>
+      <w:r>
+        <w:rPr>
+          <w:b/>
+          <w:bCs/>
+        </w:rPr>
+        <w:t xml:space="preserve">Field 3 (Delivery Service)</w:t>
+      </w:r>
+      <w:r>
+        <w:t xml:space="preserve"> </w:t>
+      </w:r>
+      <w:r>
+        <w:t xml:space="preserve">ที่ต้องการแก้ไขข้อมูลร้านหลังสมัครเสร็จแล้ว แบ่งออกเป็น 3 กรณี</w:t>
+      </w:r>
+    </w:p>
+    <w:tbl>
+      <w:tblPr>
+        <w:tblStyle w:val="Table"/>
+        <w:tblW w:type="auto" w:w="0"/>
+        <w:tblLook w:firstRow="1" w:lastRow="0" w:firstColumn="0" w:lastColumn="0" w:noHBand="0" w:noVBand="0" w:val="0020"/>
+      </w:tblPr>
+      <w:tblGrid>
+        <w:gridCol w:w="2640"/>
+        <w:gridCol w:w="2640"/>
+        <w:gridCol w:w="2640"/>
+      </w:tblGrid>
+      <w:tr>
+        <w:trPr>
+          <w:tblHeader w:val="on"/>
+        </w:trPr>
+        <w:tc>
+          <w:tcPr/>
+          <w:p>
+            <w:pPr>
+              <w:pStyle w:val="Compact"/>
+            </w:pPr>
+            <w:r>
+              <w:t xml:space="preserve">กรณี</w:t>
+            </w:r>
+          </w:p>
+        </w:tc>
+        <w:tc>
+          <w:tcPr/>
+          <w:p>
+            <w:pPr>
+              <w:pStyle w:val="Compact"/>
+            </w:pPr>
+            <w:r>
+              <w:t xml:space="preserve">เนื้อหา</w:t>
+            </w:r>
+          </w:p>
+        </w:tc>
+        <w:tc>
+          <w:tcPr/>
+          <w:p>
+            <w:pPr>
+              <w:pStyle w:val="Compact"/>
+            </w:pPr>
+            <w:r>
+              <w:t xml:space="preserve">ดูใน</w:t>
+            </w:r>
+          </w:p>
+        </w:tc>
+      </w:tr>
+      <w:tr>
+        <w:tc>
+          <w:tcPr/>
+          <w:p>
+            <w:pPr>
+              <w:pStyle w:val="Compact"/>
+            </w:pPr>
+            <w:r>
+              <w:t xml:space="preserve">A</w:t>
+            </w:r>
+          </w:p>
+        </w:tc>
+        <w:tc>
+          <w:tcPr/>
+          <w:p>
+            <w:pPr>
+              <w:pStyle w:val="Compact"/>
+            </w:pPr>
+            <w:r>
+              <w:t xml:space="preserve">แก้ไขข้อมูลร้าน (ชื่อ/ที่อยู่/เบอร์/บัญชีธนาคาร/รูปร้าน)</w:t>
+            </w:r>
+          </w:p>
+        </w:tc>
+        <w:tc>
+          <w:tcPr/>
+          <w:p>
+            <w:pPr>
+              <w:pStyle w:val="Compact"/>
+            </w:pPr>
+            <w:r>
+              <w:t xml:space="preserve">§10.8.1</w:t>
+            </w:r>
+          </w:p>
+        </w:tc>
+      </w:tr>
+      <w:tr>
+        <w:tc>
+          <w:tcPr/>
+          <w:p>
+            <w:pPr>
+              <w:pStyle w:val="Compact"/>
+            </w:pPr>
+            <w:r>
+              <w:t xml:space="preserve">B</w:t>
+            </w:r>
+          </w:p>
+        </w:tc>
+        <w:tc>
+          <w:tcPr/>
+          <w:p>
+            <w:pPr>
+              <w:pStyle w:val="Compact"/>
+            </w:pPr>
+            <w:r>
+              <w:t xml:space="preserve">อัปเดตเอกสารยืนยันตัวตน (บัตร ปชช./ใบขับขี่/ทะเบียนรถ/รูปใบหน้า)</w:t>
+            </w:r>
+          </w:p>
+        </w:tc>
+        <w:tc>
+          <w:tcPr/>
+          <w:p>
+            <w:pPr>
+              <w:pStyle w:val="Compact"/>
+            </w:pPr>
+            <w:r>
+              <w:t xml:space="preserve">§10.8.2</w:t>
+            </w:r>
+          </w:p>
+        </w:tc>
+      </w:tr>
+      <w:tr>
+        <w:tc>
+          <w:tcPr/>
+          <w:p>
+            <w:pPr>
+              <w:pStyle w:val="Compact"/>
+            </w:pPr>
+            <w:r>
+              <w:t xml:space="preserve">C</w:t>
+            </w:r>
+          </w:p>
+        </w:tc>
+        <w:tc>
+          <w:tcPr/>
+          <w:p>
+            <w:pPr>
+              <w:pStyle w:val="Compact"/>
+            </w:pPr>
+            <w:r>
+              <w:t xml:space="preserve">เปลี่ยน/เพิ่ม Field 3 ให้ร้านที่มีอยู่</w:t>
+            </w:r>
+          </w:p>
+        </w:tc>
+        <w:tc>
+          <w:tcPr/>
+          <w:p>
+            <w:pPr>
+              <w:pStyle w:val="Compact"/>
+            </w:pPr>
+            <w:r>
+              <w:t xml:space="preserve">§10.8.3</w:t>
+            </w:r>
+          </w:p>
+        </w:tc>
+      </w:tr>
+    </w:tbl>
+    <w:p>
+      <w:pPr>
+        <w:pStyle w:val="BlockText"/>
+      </w:pPr>
+      <w:r>
+        <w:rPr>
+          <w:b/>
+          <w:bCs/>
+        </w:rPr>
+        <w:t xml:space="preserve">หมายเหตุ:</w:t>
+      </w:r>
+      <w:r>
+        <w:t xml:space="preserve"> </w:t>
+      </w:r>
+      <w:r>
+        <w:t xml:space="preserve">หน้ารายละเอียดของร้าน Field 3 จะแสดง</w:t>
+      </w:r>
+      <w:r>
+        <w:t xml:space="preserve"> </w:t>
+      </w:r>
+      <w:r>
+        <w:rPr>
+          <w:b/>
+          <w:bCs/>
+        </w:rPr>
+        <w:t xml:space="preserve">“เอกสารคนขับรถ”</w:t>
+      </w:r>
+      <w:r>
+        <w:t xml:space="preserve"> </w:t>
+      </w:r>
+      <w:r>
+        <w:t xml:space="preserve">แทน Grid การจัดการแบบร้านอาหารทั่วไป</w:t>
+      </w:r>
+    </w:p>
+    <w:bookmarkStart w:id="93" w:name="กรณ-a-แกไขขอมลราน"/>
     <w:p>
       <w:pPr>
         <w:pStyle w:val="Heading3"/>
       </w:pPr>
       <w:r>
-        <w:t xml:space="preserve">11.1.1 การจัดการแผงค้า (Stall Management)</w:t>
-      </w:r>
-    </w:p>
-    <w:p>
-      <w:pPr>
-        <w:pStyle w:val="Compact"/>
-        <w:numPr>
-          <w:ilvl w:val="0"/>
-          <w:numId w:val="1035"/>
-        </w:numPr>
-      </w:pPr>
-      <w:r>
-        <w:t xml:space="preserve">กำหนดรหัสแผง (เช่น A-01, B-15)</w:t>
-      </w:r>
-    </w:p>
-    <w:p>
-      <w:pPr>
-        <w:pStyle w:val="Compact"/>
-        <w:numPr>
-          <w:ilvl w:val="0"/>
-          <w:numId w:val="1035"/>
-        </w:numPr>
-      </w:pPr>
-      <w:r>
-        <w:t xml:space="preserve">พิกัด GPS ภายในตลาด</w:t>
-      </w:r>
-    </w:p>
-    <w:p>
-      <w:pPr>
-        <w:pStyle w:val="Compact"/>
-        <w:numPr>
-          <w:ilvl w:val="0"/>
-          <w:numId w:val="1035"/>
-        </w:numPr>
-      </w:pPr>
-      <w:r>
-        <w:t xml:space="preserve">เจ้าของแผง / สัญญาเช่า</w:t>
-      </w:r>
-    </w:p>
-    <w:p>
-      <w:pPr>
-        <w:pStyle w:val="Compact"/>
-        <w:numPr>
-          <w:ilvl w:val="0"/>
-          <w:numId w:val="1035"/>
-        </w:numPr>
-      </w:pPr>
-      <w:r>
-        <w:t xml:space="preserve">ประเภทสินค้า</w:t>
-      </w:r>
-    </w:p>
-    <w:bookmarkEnd w:id="91"/>
-    <w:bookmarkStart w:id="92" w:name="แผนผงตลาด-market-layout"/>
-    <w:p>
-      <w:pPr>
-        <w:pStyle w:val="Heading3"/>
-      </w:pPr>
-      <w:r>
-        <w:t xml:space="preserve">11.1.2 แผนผังตลาด (Market Layout)</w:t>
+        <w:t xml:space="preserve">10.8.1 กรณี A — แก้ไขข้อมูลร้าน</w:t>
       </w:r>
     </w:p>
     <w:p>
@@ -3987,385 +4124,2211 @@
         <w:pStyle w:val="FirstParagraph"/>
       </w:pPr>
       <w:r>
-        <w:t xml:space="preserve">อัปโหลดรูปแผนผังพร้อม Pin หมุดแสดงตำแหน่งแผงแต่ละแผง</w:t>
-      </w:r>
-    </w:p>
-    <w:bookmarkEnd w:id="92"/>
-    <w:bookmarkStart w:id="93" w:name="คาธรรมเนยม-fees"/>
-    <w:p>
-      <w:pPr>
-        <w:pStyle w:val="Heading3"/>
-      </w:pPr>
-      <w:r>
-        <w:t xml:space="preserve">11.1.3 ค่าธรรมเนียม (Fees)</w:t>
-      </w:r>
-    </w:p>
-    <w:p>
-      <w:pPr>
-        <w:pStyle w:val="Compact"/>
-        <w:numPr>
-          <w:ilvl w:val="0"/>
-          <w:numId w:val="1036"/>
-        </w:numPr>
-      </w:pPr>
-      <w:r>
-        <w:t xml:space="preserve">ค่าเช่าแผง (รายวัน/เดือน)</w:t>
-      </w:r>
-    </w:p>
-    <w:p>
-      <w:pPr>
-        <w:pStyle w:val="Compact"/>
-        <w:numPr>
-          <w:ilvl w:val="0"/>
-          <w:numId w:val="1036"/>
-        </w:numPr>
-      </w:pPr>
-      <w:r>
-        <w:t xml:space="preserve">ค่าน้ำ-ไฟ</w:t>
-      </w:r>
-    </w:p>
-    <w:p>
-      <w:pPr>
-        <w:pStyle w:val="Compact"/>
-        <w:numPr>
-          <w:ilvl w:val="0"/>
-          <w:numId w:val="1036"/>
-        </w:numPr>
-      </w:pPr>
-      <w:r>
-        <w:t xml:space="preserve">ค่าธรรมเนียมการขายผ่านระบบ</w:t>
-      </w:r>
-    </w:p>
-    <w:bookmarkEnd w:id="93"/>
-    <w:bookmarkEnd w:id="94"/>
-    <w:bookmarkStart w:id="98" w:name="รานขายของชำ-grocery-store-ประเภทท-5"/>
-    <w:p>
-      <w:pPr>
-        <w:pStyle w:val="Heading2"/>
-      </w:pPr>
-      <w:r>
-        <w:t xml:space="preserve">11.2 ร้านขายของชำ (Grocery Store) – ประเภทที่ 5</w:t>
-      </w:r>
-    </w:p>
-    <w:bookmarkStart w:id="95" w:name="การจดการ-sku-stock-keeping-unit"/>
-    <w:p>
-      <w:pPr>
-        <w:pStyle w:val="Heading3"/>
-      </w:pPr>
-      <w:r>
-        <w:t xml:space="preserve">11.2.1 การจัดการ SKU (Stock Keeping Unit)</w:t>
-      </w:r>
-    </w:p>
-    <w:bookmarkEnd w:id="95"/>
-    <w:bookmarkStart w:id="96" w:name="การสแกน-barcode"/>
-    <w:p>
-      <w:pPr>
-        <w:pStyle w:val="Heading3"/>
-      </w:pPr>
-      <w:r>
-        <w:t xml:space="preserve">11.2.2 การสแกน Barcode</w:t>
-      </w:r>
-    </w:p>
-    <w:p>
-      <w:pPr>
-        <w:pStyle w:val="FirstParagraph"/>
-      </w:pPr>
-      <w:r>
-        <w:t xml:space="preserve">รองรับการเพิ่มสินค้าด้วยการสแกน Barcode ผ่านกล้องมือถือ</w:t>
-      </w:r>
-    </w:p>
-    <w:bookmarkEnd w:id="96"/>
-    <w:bookmarkStart w:id="97" w:name="การจดการคลง-warehouse"/>
-    <w:p>
-      <w:pPr>
-        <w:pStyle w:val="Heading3"/>
-      </w:pPr>
-      <w:r>
-        <w:t xml:space="preserve">11.2.3 การจัดการคลัง (Warehouse)</w:t>
-      </w:r>
-    </w:p>
-    <w:p>
-      <w:pPr>
-        <w:pStyle w:val="Compact"/>
-        <w:numPr>
-          <w:ilvl w:val="0"/>
-          <w:numId w:val="1037"/>
-        </w:numPr>
-      </w:pPr>
-      <w:r>
-        <w:t xml:space="preserve">บันทึกการรับเข้า (Stock In)</w:t>
-      </w:r>
-    </w:p>
-    <w:p>
-      <w:pPr>
-        <w:pStyle w:val="Compact"/>
-        <w:numPr>
-          <w:ilvl w:val="0"/>
-          <w:numId w:val="1037"/>
-        </w:numPr>
-      </w:pPr>
-      <w:r>
-        <w:t xml:space="preserve">บันทึกการเบิกออก (Stock Out)</w:t>
-      </w:r>
-    </w:p>
-    <w:p>
-      <w:pPr>
-        <w:pStyle w:val="Compact"/>
-        <w:numPr>
-          <w:ilvl w:val="0"/>
-          <w:numId w:val="1037"/>
-        </w:numPr>
-      </w:pPr>
-      <w:r>
-        <w:t xml:space="preserve">การโอนระหว่างสาขา (Transfer)</w:t>
-      </w:r>
-    </w:p>
-    <w:p>
-      <w:pPr>
-        <w:pStyle w:val="Compact"/>
-        <w:numPr>
-          <w:ilvl w:val="0"/>
-          <w:numId w:val="1037"/>
-        </w:numPr>
-      </w:pPr>
-      <w:r>
-        <w:t xml:space="preserve">รายงานสต็อกแบบ Real-time</w:t>
-      </w:r>
-    </w:p>
-    <w:bookmarkEnd w:id="97"/>
-    <w:bookmarkEnd w:id="98"/>
-    <w:bookmarkStart w:id="102" w:name="เซอรวสและแมบาน-service-maid-ประเภทท-6"/>
-    <w:p>
-      <w:pPr>
-        <w:pStyle w:val="Heading2"/>
-      </w:pPr>
-      <w:r>
-        <w:t xml:space="preserve">11.3 เซอร์วิสและแม่บ้าน (Service &amp; Maid) – ประเภทที่ 6</w:t>
-      </w:r>
-    </w:p>
-    <w:bookmarkStart w:id="99" w:name="การจดการพนกงานบรการ-service-provider"/>
-    <w:p>
-      <w:pPr>
-        <w:pStyle w:val="Heading3"/>
-      </w:pPr>
-      <w:r>
-        <w:t xml:space="preserve">11.3.1 การจัดการพนักงานบริการ (Service Provider)</w:t>
-      </w:r>
-    </w:p>
-    <w:p>
-      <w:pPr>
-        <w:pStyle w:val="Compact"/>
-        <w:numPr>
-          <w:ilvl w:val="0"/>
-          <w:numId w:val="1038"/>
-        </w:numPr>
-      </w:pPr>
-      <w:r>
-        <w:t xml:space="preserve">ข้อมูลส่วนตัว + ประสบการณ์</w:t>
-      </w:r>
-    </w:p>
-    <w:p>
-      <w:pPr>
-        <w:pStyle w:val="Compact"/>
-        <w:numPr>
-          <w:ilvl w:val="0"/>
-          <w:numId w:val="1038"/>
-        </w:numPr>
-      </w:pPr>
-      <w:r>
-        <w:t xml:space="preserve">ทักษะ / ความเชี่ยวชาญ (Skill Tags)</w:t>
-      </w:r>
-    </w:p>
-    <w:p>
-      <w:pPr>
-        <w:pStyle w:val="Compact"/>
-        <w:numPr>
-          <w:ilvl w:val="0"/>
-          <w:numId w:val="1038"/>
-        </w:numPr>
-      </w:pPr>
-      <w:r>
-        <w:t xml:space="preserve">ตารางว่างประจำสัปดาห์ (Availability)</w:t>
-      </w:r>
-    </w:p>
-    <w:p>
-      <w:pPr>
-        <w:pStyle w:val="Compact"/>
-        <w:numPr>
-          <w:ilvl w:val="0"/>
-          <w:numId w:val="1038"/>
-        </w:numPr>
-      </w:pPr>
-      <w:r>
-        <w:t xml:space="preserve">คะแนนรีวิวจากลูกค้า</w:t>
-      </w:r>
-    </w:p>
-    <w:bookmarkEnd w:id="99"/>
-    <w:bookmarkStart w:id="100" w:name="ประเภทบรการ-service-catalog"/>
-    <w:p>
-      <w:pPr>
-        <w:pStyle w:val="Heading3"/>
-      </w:pPr>
-      <w:r>
-        <w:t xml:space="preserve">11.3.2 ประเภทบริการ (Service Catalog)</w:t>
-      </w:r>
-    </w:p>
-    <w:p>
-      <w:pPr>
-        <w:pStyle w:val="Compact"/>
-        <w:numPr>
-          <w:ilvl w:val="0"/>
-          <w:numId w:val="1039"/>
-        </w:numPr>
-      </w:pPr>
-      <w:r>
-        <w:t xml:space="preserve">บริการทำความสะอาด (รายชั่วโมง / รายวัน)</w:t>
-      </w:r>
-    </w:p>
-    <w:p>
-      <w:pPr>
-        <w:pStyle w:val="Compact"/>
-        <w:numPr>
-          <w:ilvl w:val="0"/>
-          <w:numId w:val="1039"/>
-        </w:numPr>
-      </w:pPr>
-      <w:r>
-        <w:t xml:space="preserve">บริการซ่อมบำรุง (ประปา/ไฟฟ้า/แอร์)</w:t>
-      </w:r>
-    </w:p>
-    <w:p>
-      <w:pPr>
-        <w:pStyle w:val="Compact"/>
-        <w:numPr>
-          <w:ilvl w:val="0"/>
-          <w:numId w:val="1039"/>
-        </w:numPr>
-      </w:pPr>
-      <w:r>
-        <w:t xml:space="preserve">บริการดูแลเด็ก/ผู้สูงอายุ</w:t>
-      </w:r>
-    </w:p>
-    <w:p>
-      <w:pPr>
-        <w:pStyle w:val="Compact"/>
-        <w:numPr>
-          <w:ilvl w:val="0"/>
-          <w:numId w:val="1039"/>
-        </w:numPr>
-      </w:pPr>
-      <w:r>
-        <w:t xml:space="preserve">บริการส่วนบุคคลอื่นๆ</w:t>
-      </w:r>
-    </w:p>
-    <w:bookmarkEnd w:id="100"/>
-    <w:bookmarkStart w:id="101" w:name="ระบบการจองบรการ-booking-system"/>
-    <w:p>
-      <w:pPr>
-        <w:pStyle w:val="Heading3"/>
-      </w:pPr>
-      <w:r>
-        <w:t xml:space="preserve">11.3.3 ระบบการจองบริการ (Booking System)</w:t>
-      </w:r>
-    </w:p>
-    <w:p>
-      <w:pPr>
-        <w:pStyle w:val="Compact"/>
-        <w:numPr>
-          <w:ilvl w:val="0"/>
-          <w:numId w:val="1040"/>
-        </w:numPr>
-      </w:pPr>
-      <w:r>
-        <w:t xml:space="preserve">จองล่วงหน้าได้สูงสุด 30 วัน</w:t>
-      </w:r>
-    </w:p>
-    <w:p>
-      <w:pPr>
-        <w:pStyle w:val="Compact"/>
-        <w:numPr>
-          <w:ilvl w:val="0"/>
-          <w:numId w:val="1040"/>
-        </w:numPr>
-      </w:pPr>
-      <w:r>
-        <w:t xml:space="preserve">เลือกพนักงานบริการได้</w:t>
-      </w:r>
-    </w:p>
-    <w:p>
-      <w:pPr>
-        <w:pStyle w:val="Compact"/>
-        <w:numPr>
-          <w:ilvl w:val="0"/>
-          <w:numId w:val="1040"/>
-        </w:numPr>
-      </w:pPr>
-      <w:r>
-        <w:t xml:space="preserve">ระบุที่อยู่ที่ให้บริการ + พิกัด GPS</w:t>
-      </w:r>
-    </w:p>
-    <w:p>
-      <w:pPr>
-        <w:pStyle w:val="Compact"/>
-        <w:numPr>
-          <w:ilvl w:val="0"/>
-          <w:numId w:val="1040"/>
-        </w:numPr>
-      </w:pPr>
-      <w:r>
-        <w:t xml:space="preserve">คำนวณค่าบริการอัตโนมัติ (ระยะทาง + เวลา)</w:t>
-      </w:r>
-    </w:p>
-    <w:bookmarkEnd w:id="101"/>
-    <w:bookmarkEnd w:id="102"/>
-    <w:bookmarkEnd w:id="103"/>
-    <w:bookmarkStart w:id="117" w:name="บทท-12-การจดการออเดอร-order-management"/>
-    <w:p>
-      <w:pPr>
-        <w:pStyle w:val="Heading1"/>
-      </w:pPr>
-      <w:r>
-        <w:t xml:space="preserve">บทที่ 12: การจัดการออเดอร์ (Order Management)</w:t>
-      </w:r>
-    </w:p>
-    <w:p>
-      <w:pPr>
-        <w:pStyle w:val="FirstParagraph"/>
-      </w:pPr>
-      <w:r>
-        <w:t xml:space="preserve">ระบบจัดการคำสั่งซื้อเป็นหัวใจหลักของการดำเนินธุรกิจบนแพลตฟอร์ม TOKO</w:t>
-      </w:r>
-    </w:p>
-    <w:bookmarkStart w:id="107" w:name="flow-การประมวลผลออเดอร-mermaid-diagram"/>
-    <w:p>
-      <w:pPr>
-        <w:pStyle w:val="Heading3"/>
-      </w:pPr>
-      <w:r>
-        <w:t xml:space="preserve">Flow การประมวลผลออเดอร์ (Mermaid Diagram)</w:t>
-      </w:r>
-    </w:p>
-    <w:p>
-      <w:pPr>
-        <w:pStyle w:val="FirstParagraph"/>
+        <w:rPr>
+          <w:b/>
+          <w:bCs/>
+        </w:rPr>
+        <w:t xml:space="preserve">เข้าหน้ารายละเอียดร้าน:</w:t>
+      </w:r>
+      <w:r>
+        <w:t xml:space="preserve"> </w:t>
+      </w:r>
+      <w:r>
+        <w:t xml:space="preserve">เปิดแอป → แท็บ</w:t>
+      </w:r>
+      <w:r>
+        <w:t xml:space="preserve"> </w:t>
+      </w:r>
+      <w:r>
+        <w:t xml:space="preserve">“ร้านของฉัน”</w:t>
+      </w:r>
+      <w:r>
+        <w:t xml:space="preserve"> </w:t>
+      </w:r>
+      <w:r>
+        <w:t xml:space="preserve">→ เลือกร้าน → กดเข้าหน้ารายละเอียด</w:t>
+      </w:r>
+    </w:p>
+    <w:p>
+      <w:pPr>
+        <w:pStyle w:val="BodyText"/>
+      </w:pPr>
+      <w:r>
+        <w:rPr>
+          <w:b/>
+          <w:bCs/>
+        </w:rPr>
+        <w:t xml:space="preserve">หัวข้อที่แก้ไขได้:</w:t>
+      </w:r>
+    </w:p>
+    <w:tbl>
+      <w:tblPr>
+        <w:tblStyle w:val="Table"/>
+        <w:tblW w:type="pct" w:w="5000"/>
+        <w:tblLayout w:type="fixed"/>
+        <w:tblLook w:firstRow="1" w:lastRow="0" w:firstColumn="0" w:lastColumn="0" w:noHBand="0" w:noVBand="0" w:val="0020"/>
+      </w:tblPr>
+      <w:tblGrid>
+        <w:gridCol w:w="1920"/>
+        <w:gridCol w:w="2640"/>
+        <w:gridCol w:w="3360"/>
+      </w:tblGrid>
+      <w:tr>
+        <w:trPr>
+          <w:tblHeader w:val="on"/>
+        </w:trPr>
+        <w:tc>
+          <w:tcPr/>
+          <w:p>
+            <w:pPr>
+              <w:pStyle w:val="Compact"/>
+            </w:pPr>
+            <w:r>
+              <w:t xml:space="preserve">ข้อมูล</w:t>
+            </w:r>
+          </w:p>
+        </w:tc>
+        <w:tc>
+          <w:tcPr/>
+          <w:p>
+            <w:pPr>
+              <w:pStyle w:val="Compact"/>
+            </w:pPr>
+            <w:r>
+              <w:t xml:space="preserve">ปุ่ม/ไอคอน</w:t>
+            </w:r>
+          </w:p>
+        </w:tc>
+        <w:tc>
+          <w:tcPr/>
+          <w:p>
+            <w:pPr>
+              <w:pStyle w:val="Compact"/>
+            </w:pPr>
+            <w:r>
+              <w:t xml:space="preserve">API ที่เรียก</w:t>
+            </w:r>
+          </w:p>
+        </w:tc>
+      </w:tr>
+      <w:tr>
+        <w:tc>
+          <w:tcPr/>
+          <w:p>
+            <w:pPr>
+              <w:pStyle w:val="Compact"/>
+            </w:pPr>
+            <w:r>
+              <w:t xml:space="preserve">ชื่อร้าน + รายละเอียด</w:t>
+            </w:r>
+          </w:p>
+        </w:tc>
+        <w:tc>
+          <w:tcPr/>
+          <w:p>
+            <w:pPr>
+              <w:pStyle w:val="Compact"/>
+            </w:pPr>
+            <w:r>
+              <w:t xml:space="preserve">ไอคอนดินสอข้างชื่อร้าน → กรอก → บันทึก</w:t>
+            </w:r>
+          </w:p>
+        </w:tc>
+        <w:tc>
+          <w:tcPr/>
+          <w:p>
+            <w:pPr>
+              <w:pStyle w:val="Compact"/>
+            </w:pPr>
+            <w:r>
+              <w:rPr>
+                <w:rStyle w:val="VerbatimChar"/>
+              </w:rPr>
+              <w:t xml:space="preserve">POST /api/markets/{id}/description</w:t>
+            </w:r>
+          </w:p>
+        </w:tc>
+      </w:tr>
+      <w:tr>
+        <w:tc>
+          <w:tcPr/>
+          <w:p>
+            <w:pPr>
+              <w:pStyle w:val="Compact"/>
+            </w:pPr>
+            <w:r>
+              <w:t xml:space="preserve">ที่อยู่</w:t>
+            </w:r>
+          </w:p>
+        </w:tc>
+        <w:tc>
+          <w:tcPr/>
+          <w:p>
+            <w:pPr>
+              <w:pStyle w:val="Compact"/>
+            </w:pPr>
+            <w:r>
+              <w:t xml:space="preserve">กดส่วน</w:t>
+            </w:r>
+            <w:r>
+              <w:t xml:space="preserve"> </w:t>
+            </w:r>
+            <w:r>
+              <w:t xml:space="preserve">“ที่อยู่ร้าน”</w:t>
+            </w:r>
+            <w:r>
+              <w:t xml:space="preserve"> </w:t>
+            </w:r>
+            <w:r>
+              <w:t xml:space="preserve">→ แก้ไข → บันทึก</w:t>
+            </w:r>
+          </w:p>
+        </w:tc>
+        <w:tc>
+          <w:tcPr/>
+          <w:p>
+            <w:pPr>
+              <w:pStyle w:val="Compact"/>
+            </w:pPr>
+            <w:r>
+              <w:rPr>
+                <w:rStyle w:val="VerbatimChar"/>
+              </w:rPr>
+              <w:t xml:space="preserve">POST /api/markets/{id}/address</w:t>
+            </w:r>
+          </w:p>
+        </w:tc>
+      </w:tr>
+      <w:tr>
+        <w:tc>
+          <w:tcPr/>
+          <w:p>
+            <w:pPr>
+              <w:pStyle w:val="Compact"/>
+            </w:pPr>
+            <w:r>
+              <w:t xml:space="preserve">เบอร์โทร</w:t>
+            </w:r>
+          </w:p>
+        </w:tc>
+        <w:tc>
+          <w:tcPr/>
+          <w:p>
+            <w:pPr>
+              <w:pStyle w:val="Compact"/>
+            </w:pPr>
+            <w:r>
+              <w:t xml:space="preserve">กดไอคอนโทรศัพท์ → กรอก → บันทึก</w:t>
+            </w:r>
+          </w:p>
+        </w:tc>
+        <w:tc>
+          <w:tcPr/>
+          <w:p>
+            <w:pPr>
+              <w:pStyle w:val="Compact"/>
+            </w:pPr>
+            <w:r>
+              <w:rPr>
+                <w:rStyle w:val="VerbatimChar"/>
+              </w:rPr>
+              <w:t xml:space="preserve">POST /api/markets/{id}/phone</w:t>
+            </w:r>
+          </w:p>
+        </w:tc>
+      </w:tr>
+      <w:tr>
+        <w:tc>
+          <w:tcPr/>
+          <w:p>
+            <w:pPr>
+              <w:pStyle w:val="Compact"/>
+            </w:pPr>
+            <w:r>
+              <w:t xml:space="preserve">ตำแหน่ง (lat/lng)</w:t>
+            </w:r>
+          </w:p>
+        </w:tc>
+        <w:tc>
+          <w:tcPr/>
+          <w:p>
+            <w:pPr>
+              <w:pStyle w:val="Compact"/>
+            </w:pPr>
+            <w:r>
+              <w:t xml:space="preserve">กดส่วนแผนที่ → ปักหมุดใหม่ → บันทึก</w:t>
+            </w:r>
+          </w:p>
+        </w:tc>
+        <w:tc>
+          <w:tcPr/>
+          <w:p>
+            <w:pPr>
+              <w:pStyle w:val="Compact"/>
+            </w:pPr>
+            <w:r>
+              <w:rPr>
+                <w:rStyle w:val="VerbatimChar"/>
+              </w:rPr>
+              <w:t xml:space="preserve">POST /api/markets/{id}/location</w:t>
+            </w:r>
+          </w:p>
+        </w:tc>
+      </w:tr>
+      <w:tr>
+        <w:tc>
+          <w:tcPr/>
+          <w:p>
+            <w:pPr>
+              <w:pStyle w:val="Compact"/>
+            </w:pPr>
+            <w:r>
+              <w:t xml:space="preserve">ข้อมูลทั่วไป (รวม)</w:t>
+            </w:r>
+          </w:p>
+        </w:tc>
+        <w:tc>
+          <w:tcPr/>
+          <w:p>
+            <w:pPr>
+              <w:pStyle w:val="Compact"/>
+            </w:pPr>
+            <w:r>
+              <w:t xml:space="preserve">ปุ่ม</w:t>
+            </w:r>
+            <w:r>
+              <w:t xml:space="preserve"> </w:t>
+            </w:r>
+            <w:r>
+              <w:t xml:space="preserve">“แก้ไขข้อมูลร้าน”</w:t>
+            </w:r>
+          </w:p>
+        </w:tc>
+        <w:tc>
+          <w:tcPr/>
+          <w:p>
+            <w:pPr>
+              <w:pStyle w:val="Compact"/>
+            </w:pPr>
+            <w:r>
+              <w:rPr>
+                <w:rStyle w:val="VerbatimChar"/>
+              </w:rPr>
+              <w:t xml:space="preserve">POST /api/markets/{id}/information</w:t>
+            </w:r>
+          </w:p>
+        </w:tc>
+      </w:tr>
+      <w:tr>
+        <w:tc>
+          <w:tcPr/>
+          <w:p>
+            <w:pPr>
+              <w:pStyle w:val="Compact"/>
+            </w:pPr>
+            <w:r>
+              <w:t xml:space="preserve">รูปร้าน</w:t>
+            </w:r>
+          </w:p>
+        </w:tc>
+        <w:tc>
+          <w:tcPr/>
+          <w:p>
+            <w:pPr>
+              <w:pStyle w:val="Compact"/>
+            </w:pPr>
+            <w:r>
+              <w:t xml:space="preserve">กดรูปร้านด้านบน → เลือกรูปใหม่</w:t>
+            </w:r>
+          </w:p>
+        </w:tc>
+        <w:tc>
+          <w:tcPr/>
+          <w:p>
+            <w:pPr>
+              <w:pStyle w:val="Compact"/>
+            </w:pPr>
+            <w:r>
+              <w:rPr>
+                <w:rStyle w:val="VerbatimChar"/>
+              </w:rPr>
+              <w:t xml:space="preserve">POST /api/manager/markets/update-image</w:t>
+            </w:r>
+          </w:p>
+        </w:tc>
+      </w:tr>
+      <w:tr>
+        <w:tc>
+          <w:tcPr/>
+          <w:p>
+            <w:pPr>
+              <w:pStyle w:val="Compact"/>
+            </w:pPr>
+            <w:r>
+              <w:t xml:space="preserve">ประเภทรถ</w:t>
+            </w:r>
+          </w:p>
+        </w:tc>
+        <w:tc>
+          <w:tcPr/>
+          <w:p>
+            <w:pPr>
+              <w:pStyle w:val="Compact"/>
+            </w:pPr>
+            <w:r>
+              <w:t xml:space="preserve">ส่วน</w:t>
+            </w:r>
+            <w:r>
+              <w:t xml:space="preserve"> </w:t>
+            </w:r>
+            <w:r>
+              <w:t xml:space="preserve">“ประเภทรถ”</w:t>
+            </w:r>
+          </w:p>
+        </w:tc>
+        <w:tc>
+          <w:tcPr/>
+          <w:p>
+            <w:pPr>
+              <w:pStyle w:val="Compact"/>
+            </w:pPr>
+            <w:r>
+              <w:rPr>
+                <w:rStyle w:val="VerbatimChar"/>
+              </w:rPr>
+              <w:t xml:space="preserve">POST /api/markets/{id}/car-type</w:t>
+            </w:r>
+          </w:p>
+        </w:tc>
+      </w:tr>
+      <w:tr>
+        <w:tc>
+          <w:tcPr/>
+          <w:p>
+            <w:pPr>
+              <w:pStyle w:val="Compact"/>
+            </w:pPr>
+            <w:r>
+              <w:t xml:space="preserve">รับสมัครคนขับ on/off</w:t>
+            </w:r>
+          </w:p>
+        </w:tc>
+        <w:tc>
+          <w:tcPr/>
+          <w:p>
+            <w:pPr>
+              <w:pStyle w:val="Compact"/>
+            </w:pPr>
+            <w:r>
+              <w:t xml:space="preserve">toggle</w:t>
+            </w:r>
+          </w:p>
+        </w:tc>
+        <w:tc>
+          <w:tcPr/>
+          <w:p>
+            <w:pPr>
+              <w:pStyle w:val="Compact"/>
+            </w:pPr>
+            <w:r>
+              <w:rPr>
+                <w:rStyle w:val="VerbatimChar"/>
+              </w:rPr>
+              <w:t xml:space="preserve">POST /api/markets/{id}/recruitment</w:t>
+            </w:r>
+          </w:p>
+        </w:tc>
+      </w:tr>
+    </w:tbl>
+    <w:p>
+      <w:pPr>
+        <w:pStyle w:val="BodyText"/>
+      </w:pPr>
+      <w:r>
+        <w:rPr>
+          <w:b/>
+          <w:bCs/>
+        </w:rPr>
+        <w:t xml:space="preserve">ขั้นตอนเปลี่ยนรูปร้าน:</w:t>
+      </w:r>
+    </w:p>
+    <w:p>
+      <w:pPr>
+        <w:pStyle w:val="BodyText"/>
       </w:pPr>
       <w:r>
         <w:drawing>
           <wp:inline>
-            <wp:extent cx="5334000" cy="802821"/>
+            <wp:extent cx="5334000" cy="3333750"/>
             <wp:effectExtent b="0" l="0" r="0" t="0"/>
-            <wp:docPr descr="" title="" id="105" name="Picture"/>
+            <wp:docPr descr="" title="" id="91" name="Picture"/>
             <a:graphic>
               <a:graphicData uri="http://schemas.openxmlformats.org/drawingml/2006/picture">
                 <pic:pic>
                   <pic:nvPicPr>
-                    <pic:cNvPr descr="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" id="106" name="Picture"/>
+                    <pic:cNvPr descr="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" id="92" name="Picture"/>
                     <pic:cNvPicPr>
                       <a:picLocks noChangeArrowheads="1" noChangeAspect="1"/>
                     </pic:cNvPicPr>
                   </pic:nvPicPr>
                   <pic:blipFill>
-                    <a:blip r:embed="rId104"/>
+                    <a:blip r:embed="rId90"/>
+                    <a:stretch>
+                      <a:fillRect/>
+                    </a:stretch>
+                  </pic:blipFill>
+                  <pic:spPr bwMode="auto">
+                    <a:xfrm>
+                      <a:off x="0" y="0"/>
+                      <a:ext cx="5334000" cy="3333750"/>
+                    </a:xfrm>
+                    <a:prstGeom prst="rect">
+                      <a:avLst/>
+                    </a:prstGeom>
+                    <a:noFill/>
+                    <a:ln w="9525">
+                      <a:noFill/>
+                      <a:headEnd/>
+                      <a:tailEnd/>
+                    </a:ln>
+                  </pic:spPr>
+                </pic:pic>
+              </a:graphicData>
+            </a:graphic>
+          </wp:inline>
+        </w:drawing>
+      </w:r>
+    </w:p>
+    <w:p>
+      <w:pPr>
+        <w:pStyle w:val="BodyText"/>
+      </w:pPr>
+      <w:r>
+        <w:rPr>
+          <w:b/>
+          <w:bCs/>
+        </w:rPr>
+        <w:t xml:space="preserve">แก้ไขบัญชีรับเงิน:</w:t>
+      </w:r>
+      <w:r>
+        <w:t xml:space="preserve"> </w:t>
+      </w:r>
+      <w:r>
+        <w:t xml:space="preserve">หน้ารายละเอียดร้าน → ปุ่ม</w:t>
+      </w:r>
+      <w:r>
+        <w:t xml:space="preserve"> </w:t>
+      </w:r>
+      <w:r>
+        <w:t xml:space="preserve">“แก้ไขข้อมูลบัญชี”</w:t>
+      </w:r>
+      <w:r>
+        <w:t xml:space="preserve"> </w:t>
+      </w:r>
+      <w:r>
+        <w:t xml:space="preserve">→ กรอก ธนาคาร / เลขบัญชี / ชื่อบัญชี → บันทึก</w:t>
+      </w:r>
+    </w:p>
+    <w:p>
+      <w:pPr>
+        <w:pStyle w:val="BlockText"/>
+      </w:pPr>
+      <w:r>
+        <w:rPr>
+          <w:b/>
+          <w:bCs/>
+        </w:rPr>
+        <w:t xml:space="preserve">ข้อควรระวัง:</w:t>
+      </w:r>
+      <w:r>
+        <w:t xml:space="preserve"> </w:t>
+      </w:r>
+      <w:r>
+        <w:t xml:space="preserve">หากแก้ไขบัญชีระหว่างมียอดรอปล่อย (T+1) เงินก้อนนั้นจะปล่อยเข้าบัญชี</w:t>
+      </w:r>
+      <w:r>
+        <w:t xml:space="preserve"> </w:t>
+      </w:r>
+      <w:r>
+        <w:rPr>
+          <w:b/>
+          <w:bCs/>
+        </w:rPr>
+        <w:t xml:space="preserve">ใหม่</w:t>
+      </w:r>
+      <w:r>
+        <w:t xml:space="preserve"> </w:t>
+      </w:r>
+      <w:r>
+        <w:t xml:space="preserve">เมื่อถึงรอบ</w:t>
+      </w:r>
+    </w:p>
+    <w:bookmarkEnd w:id="93"/>
+    <w:bookmarkStart w:id="97" w:name="กรณ-b-อปเดตเอกสารคนขบ"/>
+    <w:p>
+      <w:pPr>
+        <w:pStyle w:val="Heading3"/>
+      </w:pPr>
+      <w:r>
+        <w:t xml:space="preserve">10.8.2 กรณี B — อัปเดตเอกสารคนขับ</w:t>
+      </w:r>
+    </w:p>
+    <w:p>
+      <w:pPr>
+        <w:pStyle w:val="FirstParagraph"/>
+      </w:pPr>
+      <w:r>
+        <w:t xml:space="preserve">ที่หน้ารายละเอียดร้าน Field 3 ระบบจะแสดง</w:t>
+      </w:r>
+      <w:r>
+        <w:t xml:space="preserve"> </w:t>
+      </w:r>
+      <w:r>
+        <w:rPr>
+          <w:b/>
+          <w:bCs/>
+        </w:rPr>
+        <w:t xml:space="preserve">“เอกสารคนขับรถ”</w:t>
+      </w:r>
+      <w:r>
+        <w:t xml:space="preserve"> </w:t>
+      </w:r>
+      <w:r>
+        <w:t xml:space="preserve">อัตโนมัติ ประกอบด้วย 4 รายการ</w:t>
+      </w:r>
+    </w:p>
+    <w:tbl>
+      <w:tblPr>
+        <w:tblStyle w:val="Table"/>
+        <w:tblW w:type="auto" w:w="0"/>
+        <w:tblLook w:firstRow="1" w:lastRow="0" w:firstColumn="0" w:lastColumn="0" w:noHBand="0" w:noVBand="0" w:val="0020"/>
+      </w:tblPr>
+      <w:tblGrid>
+        <w:gridCol w:w="2640"/>
+        <w:gridCol w:w="2640"/>
+        <w:gridCol w:w="2640"/>
+      </w:tblGrid>
+      <w:tr>
+        <w:trPr>
+          <w:tblHeader w:val="on"/>
+        </w:trPr>
+        <w:tc>
+          <w:tcPr/>
+          <w:p>
+            <w:pPr>
+              <w:pStyle w:val="Compact"/>
+            </w:pPr>
+            <w:r>
+              <w:t xml:space="preserve">รายการ</w:t>
+            </w:r>
+          </w:p>
+        </w:tc>
+        <w:tc>
+          <w:tcPr/>
+          <w:p>
+            <w:pPr>
+              <w:pStyle w:val="Compact"/>
+            </w:pPr>
+            <w:r>
+              <w:rPr>
+                <w:rStyle w:val="VerbatimChar"/>
+              </w:rPr>
+              <w:t xml:space="preserve">document_type</w:t>
+            </w:r>
+          </w:p>
+        </w:tc>
+        <w:tc>
+          <w:tcPr/>
+          <w:p>
+            <w:pPr>
+              <w:pStyle w:val="Compact"/>
+            </w:pPr>
+            <w:r>
+              <w:t xml:space="preserve">ใช้ตรวจสอบ</w:t>
+            </w:r>
+          </w:p>
+        </w:tc>
+      </w:tr>
+      <w:tr>
+        <w:tc>
+          <w:tcPr/>
+          <w:p>
+            <w:pPr>
+              <w:pStyle w:val="Compact"/>
+            </w:pPr>
+            <w:r>
+              <w:t xml:space="preserve">บัตรประชาชน</w:t>
+            </w:r>
+          </w:p>
+        </w:tc>
+        <w:tc>
+          <w:tcPr/>
+          <w:p>
+            <w:pPr>
+              <w:pStyle w:val="Compact"/>
+            </w:pPr>
+            <w:r>
+              <w:rPr>
+                <w:rStyle w:val="VerbatimChar"/>
+              </w:rPr>
+              <w:t xml:space="preserve">national_id</w:t>
+            </w:r>
+          </w:p>
+        </w:tc>
+        <w:tc>
+          <w:tcPr/>
+          <w:p>
+            <w:pPr>
+              <w:pStyle w:val="Compact"/>
+            </w:pPr>
+            <w:r>
+              <w:t xml:space="preserve">OCR เทียบเลขบัตร 13 หลักกับที่บันทึกไว้</w:t>
+            </w:r>
+          </w:p>
+        </w:tc>
+      </w:tr>
+      <w:tr>
+        <w:tc>
+          <w:tcPr/>
+          <w:p>
+            <w:pPr>
+              <w:pStyle w:val="Compact"/>
+            </w:pPr>
+            <w:r>
+              <w:t xml:space="preserve">ใบขับขี่</w:t>
+            </w:r>
+          </w:p>
+        </w:tc>
+        <w:tc>
+          <w:tcPr/>
+          <w:p>
+            <w:pPr>
+              <w:pStyle w:val="Compact"/>
+            </w:pPr>
+            <w:r>
+              <w:rPr>
+                <w:rStyle w:val="VerbatimChar"/>
+              </w:rPr>
+              <w:t xml:space="preserve">driver_license</w:t>
+            </w:r>
+          </w:p>
+        </w:tc>
+        <w:tc>
+          <w:tcPr/>
+          <w:p>
+            <w:pPr>
+              <w:pStyle w:val="Compact"/>
+            </w:pPr>
+            <w:r>
+              <w:t xml:space="preserve">OCR เทียบเลขใบขับขี่</w:t>
+            </w:r>
+          </w:p>
+        </w:tc>
+      </w:tr>
+      <w:tr>
+        <w:tc>
+          <w:tcPr/>
+          <w:p>
+            <w:pPr>
+              <w:pStyle w:val="Compact"/>
+            </w:pPr>
+            <w:r>
+              <w:t xml:space="preserve">ทะเบียนรถ</w:t>
+            </w:r>
+          </w:p>
+        </w:tc>
+        <w:tc>
+          <w:tcPr/>
+          <w:p>
+            <w:pPr>
+              <w:pStyle w:val="Compact"/>
+            </w:pPr>
+            <w:r>
+              <w:rPr>
+                <w:rStyle w:val="VerbatimChar"/>
+              </w:rPr>
+              <w:t xml:space="preserve">license_plate</w:t>
+            </w:r>
+          </w:p>
+        </w:tc>
+        <w:tc>
+          <w:tcPr/>
+          <w:p>
+            <w:pPr>
+              <w:pStyle w:val="Compact"/>
+            </w:pPr>
+            <w:r>
+              <w:t xml:space="preserve">OCR เทียบเลขทะเบียนรถ</w:t>
+            </w:r>
+          </w:p>
+        </w:tc>
+      </w:tr>
+      <w:tr>
+        <w:tc>
+          <w:tcPr/>
+          <w:p>
+            <w:pPr>
+              <w:pStyle w:val="Compact"/>
+            </w:pPr>
+            <w:r>
+              <w:t xml:space="preserve">รูปถ่ายใบหน้า</w:t>
+            </w:r>
+          </w:p>
+        </w:tc>
+        <w:tc>
+          <w:tcPr/>
+          <w:p>
+            <w:pPr>
+              <w:pStyle w:val="Compact"/>
+            </w:pPr>
+            <w:r>
+              <w:rPr>
+                <w:rStyle w:val="VerbatimChar"/>
+              </w:rPr>
+              <w:t xml:space="preserve">face</w:t>
+            </w:r>
+          </w:p>
+        </w:tc>
+        <w:tc>
+          <w:tcPr/>
+          <w:p>
+            <w:pPr>
+              <w:pStyle w:val="Compact"/>
+            </w:pPr>
+            <w:r>
+              <w:t xml:space="preserve">ใช้ยืนยันตัวบุคคล</w:t>
+            </w:r>
+          </w:p>
+        </w:tc>
+      </w:tr>
+    </w:tbl>
+    <w:p>
+      <w:pPr>
+        <w:pStyle w:val="BodyText"/>
+      </w:pPr>
+      <w:r>
+        <w:rPr>
+          <w:b/>
+          <w:bCs/>
+        </w:rPr>
+        <w:t xml:space="preserve">ขั้นตอนอัปเดต:</w:t>
+      </w:r>
+    </w:p>
+    <w:p>
+      <w:pPr>
+        <w:pStyle w:val="Compact"/>
+        <w:numPr>
+          <w:ilvl w:val="0"/>
+          <w:numId w:val="1035"/>
+        </w:numPr>
+      </w:pPr>
+      <w:r>
+        <w:t xml:space="preserve">กดที่</w:t>
+      </w:r>
+      <w:r>
+        <w:t xml:space="preserve"> </w:t>
+      </w:r>
+      <w:r>
+        <w:rPr>
+          <w:b/>
+          <w:bCs/>
+        </w:rPr>
+        <w:t xml:space="preserve">การ์ดเอกสาร</w:t>
+      </w:r>
+      <w:r>
+        <w:t xml:space="preserve"> </w:t>
+      </w:r>
+      <w:r>
+        <w:t xml:space="preserve">ที่ต้องการอัปเดต</w:t>
+      </w:r>
+    </w:p>
+    <w:p>
+      <w:pPr>
+        <w:pStyle w:val="Compact"/>
+        <w:numPr>
+          <w:ilvl w:val="0"/>
+          <w:numId w:val="1035"/>
+        </w:numPr>
+      </w:pPr>
+      <w:r>
+        <w:t xml:space="preserve">แอปเปิดแกลเลอรี่ → เลือกรูปใหม่</w:t>
+      </w:r>
+    </w:p>
+    <w:p>
+      <w:pPr>
+        <w:pStyle w:val="Compact"/>
+        <w:numPr>
+          <w:ilvl w:val="0"/>
+          <w:numId w:val="1035"/>
+        </w:numPr>
+      </w:pPr>
+      <w:r>
+        <w:t xml:space="preserve">ระบบบีบอัด (สูงสุด 1920×1920, คุณภาพ 90%) → อัปโหลด → Server เรียก</w:t>
+      </w:r>
+      <w:r>
+        <w:t xml:space="preserve"> </w:t>
+      </w:r>
+      <w:r>
+        <w:rPr>
+          <w:b/>
+          <w:bCs/>
+        </w:rPr>
+        <w:t xml:space="preserve">AWS Rekognition</w:t>
+      </w:r>
+      <w:r>
+        <w:t xml:space="preserve"> </w:t>
+      </w:r>
+      <w:r>
+        <w:t xml:space="preserve">OCR เทียบกับเลขที่บันทึกไว้</w:t>
+      </w:r>
+    </w:p>
+    <w:p>
+      <w:pPr>
+        <w:pStyle w:val="Compact"/>
+        <w:numPr>
+          <w:ilvl w:val="0"/>
+          <w:numId w:val="1035"/>
+        </w:numPr>
+      </w:pPr>
+      <w:r>
+        <w:t xml:space="preserve">ผลลัพธ์</w:t>
+      </w:r>
+    </w:p>
+    <w:p>
+      <w:pPr>
+        <w:pStyle w:val="Compact"/>
+        <w:numPr>
+          <w:ilvl w:val="1"/>
+          <w:numId w:val="1036"/>
+        </w:numPr>
+      </w:pPr>
+      <w:r>
+        <w:t xml:space="preserve">สำเร็จ → snackbar เขียว</w:t>
+      </w:r>
+      <w:r>
+        <w:t xml:space="preserve"> </w:t>
+      </w:r>
+      <w:r>
+        <w:t xml:space="preserve">“อัปเดตเอกสารสำเร็จ”</w:t>
+      </w:r>
+      <w:r>
+        <w:t xml:space="preserve"> </w:t>
+      </w:r>
+      <w:r>
+        <w:t xml:space="preserve">รูปใหม่แสดงทันที</w:t>
+      </w:r>
+    </w:p>
+    <w:p>
+      <w:pPr>
+        <w:pStyle w:val="Compact"/>
+        <w:numPr>
+          <w:ilvl w:val="1"/>
+          <w:numId w:val="1036"/>
+        </w:numPr>
+      </w:pPr>
+      <w:r>
+        <w:t xml:space="preserve">ไม่ผ่าน → snackbar แดงพร้อมข้อความจาก server (เช่น</w:t>
+      </w:r>
+      <w:r>
+        <w:t xml:space="preserve"> </w:t>
+      </w:r>
+      <w:r>
+        <w:t xml:space="preserve">“เลขบัตรไม่ตรงกับที่บันทึก”</w:t>
+      </w:r>
+      <w:r>
+        <w:t xml:space="preserve">)</w:t>
+      </w:r>
+    </w:p>
+    <w:p>
+      <w:pPr>
+        <w:pStyle w:val="FirstParagraph"/>
+      </w:pPr>
+      <w:r>
+        <w:rPr>
+          <w:b/>
+          <w:bCs/>
+        </w:rPr>
+        <w:t xml:space="preserve">Flow แบบเต็ม:</w:t>
+      </w:r>
+    </w:p>
+    <w:p>
+      <w:pPr>
+        <w:pStyle w:val="BodyText"/>
+      </w:pPr>
+      <w:r>
+        <w:drawing>
+          <wp:inline>
+            <wp:extent cx="5334000" cy="4456339"/>
+            <wp:effectExtent b="0" l="0" r="0" t="0"/>
+            <wp:docPr descr="" title="" id="95" name="Picture"/>
+            <a:graphic>
+              <a:graphicData uri="http://schemas.openxmlformats.org/drawingml/2006/picture">
+                <pic:pic>
+                  <pic:nvPicPr>
+                    <pic:cNvPr descr="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" id="96" name="Picture"/>
+                    <pic:cNvPicPr>
+                      <a:picLocks noChangeArrowheads="1" noChangeAspect="1"/>
+                    </pic:cNvPicPr>
+                  </pic:nvPicPr>
+                  <pic:blipFill>
+                    <a:blip r:embed="rId94"/>
+                    <a:stretch>
+                      <a:fillRect/>
+                    </a:stretch>
+                  </pic:blipFill>
+                  <pic:spPr bwMode="auto">
+                    <a:xfrm>
+                      <a:off x="0" y="0"/>
+                      <a:ext cx="5334000" cy="4456339"/>
+                    </a:xfrm>
+                    <a:prstGeom prst="rect">
+                      <a:avLst/>
+                    </a:prstGeom>
+                    <a:noFill/>
+                    <a:ln w="9525">
+                      <a:noFill/>
+                      <a:headEnd/>
+                      <a:tailEnd/>
+                    </a:ln>
+                  </pic:spPr>
+                </pic:pic>
+              </a:graphicData>
+            </a:graphic>
+          </wp:inline>
+        </w:drawing>
+      </w:r>
+    </w:p>
+    <w:p>
+      <w:pPr>
+        <w:pStyle w:val="BodyText"/>
+      </w:pPr>
+      <w:r>
+        <w:rPr>
+          <w:b/>
+          <w:bCs/>
+        </w:rPr>
+        <w:t xml:space="preserve">Tip ถ่ายเอกสารให้ผ่าน OCR:</w:t>
+      </w:r>
+    </w:p>
+    <w:p>
+      <w:pPr>
+        <w:pStyle w:val="Compact"/>
+        <w:numPr>
+          <w:ilvl w:val="0"/>
+          <w:numId w:val="1037"/>
+        </w:numPr>
+      </w:pPr>
+      <w:r>
+        <w:t xml:space="preserve">ถ่ายในที่แสงสม่ำเสมอ ไม่มีเงา/แสงสะท้อน</w:t>
+      </w:r>
+    </w:p>
+    <w:p>
+      <w:pPr>
+        <w:pStyle w:val="Compact"/>
+        <w:numPr>
+          <w:ilvl w:val="0"/>
+          <w:numId w:val="1037"/>
+        </w:numPr>
+      </w:pPr>
+      <w:r>
+        <w:t xml:space="preserve">วางเอกสารให้เต็มเฟรม ตัวเลขชัด อ่านออก</w:t>
+      </w:r>
+    </w:p>
+    <w:p>
+      <w:pPr>
+        <w:pStyle w:val="Compact"/>
+        <w:numPr>
+          <w:ilvl w:val="0"/>
+          <w:numId w:val="1037"/>
+        </w:numPr>
+      </w:pPr>
+      <w:r>
+        <w:t xml:space="preserve">หลีกเลี่ยงรูปเบลอจากกล้องสั่น</w:t>
+      </w:r>
+    </w:p>
+    <w:p>
+      <w:pPr>
+        <w:pStyle w:val="Compact"/>
+        <w:numPr>
+          <w:ilvl w:val="0"/>
+          <w:numId w:val="1037"/>
+        </w:numPr>
+      </w:pPr>
+      <w:r>
+        <w:t xml:space="preserve">ไม่บังตัวเลขด้วยนิ้วหรือสติ๊กเกอร์</w:t>
+      </w:r>
+    </w:p>
+    <w:bookmarkEnd w:id="97"/>
+    <w:bookmarkStart w:id="98" w:name="กรณ-c-เพม-field-3-ใหรานทมอย"/>
+    <w:p>
+      <w:pPr>
+        <w:pStyle w:val="Heading3"/>
+      </w:pPr>
+      <w:r>
+        <w:t xml:space="preserve">10.8.3 กรณี C — เพิ่ม Field 3 ให้ร้านที่มีอยู่</w:t>
+      </w:r>
+    </w:p>
+    <w:p>
+      <w:pPr>
+        <w:pStyle w:val="FirstParagraph"/>
+      </w:pPr>
+      <w:r>
+        <w:t xml:space="preserve">สำหรับเจ้าของร้านที่สมัครไว้เป็น Field อื่น (เช่น Field 1 ร้านอาหาร) แล้วต้องการขยายบริการเป็น Delivery Service ด้วย หรือต้องการสมัคร</w:t>
+      </w:r>
+      <w:r>
+        <w:t xml:space="preserve"> </w:t>
+      </w:r>
+      <w:r>
+        <w:rPr>
+          <w:b/>
+          <w:bCs/>
+        </w:rPr>
+        <w:t xml:space="preserve">Win Concert Ride</w:t>
+      </w:r>
+      <w:r>
+        <w:t xml:space="preserve"> </w:t>
+      </w:r>
+      <w:r>
+        <w:t xml:space="preserve">(ต้องมีอย่างน้อย 1 market ที่</w:t>
+      </w:r>
+      <w:r>
+        <w:t xml:space="preserve"> </w:t>
+      </w:r>
+      <w:r>
+        <w:rPr>
+          <w:rStyle w:val="VerbatimChar"/>
+        </w:rPr>
+        <w:t xml:space="preserve">field_id=3</w:t>
+      </w:r>
+      <w:r>
+        <w:t xml:space="preserve">,</w:t>
+      </w:r>
+      <w:r>
+        <w:t xml:space="preserve"> </w:t>
+      </w:r>
+      <w:r>
+        <w:rPr>
+          <w:rStyle w:val="VerbatimChar"/>
+        </w:rPr>
+        <w:t xml:space="preserve">active=1</w:t>
+      </w:r>
+      <w:r>
+        <w:t xml:space="preserve">)</w:t>
+      </w:r>
+    </w:p>
+    <w:p>
+      <w:pPr>
+        <w:pStyle w:val="BodyText"/>
+      </w:pPr>
+      <w:r>
+        <w:rPr>
+          <w:b/>
+          <w:bCs/>
+        </w:rPr>
+        <w:t xml:space="preserve">ทางเลือกที่ 1 (แนะนำ): สมัครร้านใหม่แยกเป็น Field 3</w:t>
+      </w:r>
+    </w:p>
+    <w:p>
+      <w:pPr>
+        <w:pStyle w:val="BodyText"/>
+      </w:pPr>
+      <w:r>
+        <w:t xml:space="preserve">ปลอดภัยที่สุดเพราะระบบสร้าง earnings สรุปแยกบัญชี และข้อมูลเอกสารคนขับจะบันทึกที่ market row ของ Field 3 โดยตรง</w:t>
+      </w:r>
+    </w:p>
+    <w:p>
+      <w:pPr>
+        <w:pStyle w:val="Compact"/>
+        <w:numPr>
+          <w:ilvl w:val="0"/>
+          <w:numId w:val="1038"/>
+        </w:numPr>
+      </w:pPr>
+      <w:r>
+        <w:t xml:space="preserve">เปิดแอป →</w:t>
+      </w:r>
+      <w:r>
+        <w:t xml:space="preserve"> </w:t>
+      </w:r>
+      <w:r>
+        <w:t xml:space="preserve">“ร้านของฉัน”</w:t>
+      </w:r>
+      <w:r>
+        <w:t xml:space="preserve"> </w:t>
+      </w:r>
+      <w:r>
+        <w:t xml:space="preserve">→ ปุ่ม</w:t>
+      </w:r>
+      <w:r>
+        <w:t xml:space="preserve"> </w:t>
+      </w:r>
+      <w:r>
+        <w:t xml:space="preserve">“+ เพิ่มร้านใหม่”</w:t>
+      </w:r>
+    </w:p>
+    <w:p>
+      <w:pPr>
+        <w:pStyle w:val="Compact"/>
+        <w:numPr>
+          <w:ilvl w:val="0"/>
+          <w:numId w:val="1038"/>
+        </w:numPr>
+      </w:pPr>
+      <w:r>
+        <w:t xml:space="preserve">เลือก</w:t>
+      </w:r>
+      <w:r>
+        <w:t xml:space="preserve"> </w:t>
+      </w:r>
+      <w:r>
+        <w:rPr>
+          <w:b/>
+          <w:bCs/>
+        </w:rPr>
+        <w:t xml:space="preserve">Field: Delivery Service / คนขับรถ</w:t>
+      </w:r>
+      <w:r>
+        <w:t xml:space="preserve"> </w:t>
+      </w:r>
+      <w:r>
+        <w:t xml:space="preserve">(Field 3)</w:t>
+      </w:r>
+    </w:p>
+    <w:p>
+      <w:pPr>
+        <w:pStyle w:val="Compact"/>
+        <w:numPr>
+          <w:ilvl w:val="0"/>
+          <w:numId w:val="1038"/>
+        </w:numPr>
+      </w:pPr>
+      <w:r>
+        <w:t xml:space="preserve">ทำตามขั้นตอน 7 step (ข้อมูลร้าน → บัตร ปชช. → ใบขับขี่ → รูปร้าน → ทะเบียนรถ → รูปใบหน้า)</w:t>
+      </w:r>
+    </w:p>
+    <w:p>
+      <w:pPr>
+        <w:pStyle w:val="Compact"/>
+        <w:numPr>
+          <w:ilvl w:val="0"/>
+          <w:numId w:val="1038"/>
+        </w:numPr>
+      </w:pPr>
+      <w:r>
+        <w:t xml:space="preserve">กรอกหมายเลขบัตร 13 หลัก, เลขใบขับขี่, เลขทะเบียนรถ ให้ตรงกับเอกสาร (ใช้ OCR เทียบ)</w:t>
+      </w:r>
+    </w:p>
+    <w:p>
+      <w:pPr>
+        <w:pStyle w:val="Compact"/>
+        <w:numPr>
+          <w:ilvl w:val="0"/>
+          <w:numId w:val="1038"/>
+        </w:numPr>
+      </w:pPr>
+      <w:r>
+        <w:t xml:space="preserve">ระบบ POST</w:t>
+      </w:r>
+      <w:r>
+        <w:t xml:space="preserve"> </w:t>
+      </w:r>
+      <w:r>
+        <w:rPr>
+          <w:rStyle w:val="VerbatimChar"/>
+        </w:rPr>
+        <w:t xml:space="preserve">POST /api/markets</w:t>
+      </w:r>
+      <w:r>
+        <w:t xml:space="preserve"> </w:t>
+      </w:r>
+      <w:r>
+        <w:t xml:space="preserve">พร้อม</w:t>
+      </w:r>
+      <w:r>
+        <w:t xml:space="preserve"> </w:t>
+      </w:r>
+      <w:r>
+        <w:rPr>
+          <w:rStyle w:val="VerbatimChar"/>
+        </w:rPr>
+        <w:t xml:space="preserve">field_id=3</w:t>
+      </w:r>
+      <w:r>
+        <w:t xml:space="preserve"> </w:t>
+      </w:r>
+      <w:r>
+        <w:t xml:space="preserve">→ market ใหม่ผูกกับ field 3 อัตโนมัติ +</w:t>
+      </w:r>
+      <w:r>
+        <w:t xml:space="preserve"> </w:t>
+      </w:r>
+      <w:r>
+        <w:rPr>
+          <w:rStyle w:val="VerbatimChar"/>
+        </w:rPr>
+        <w:t xml:space="preserve">active=1</w:t>
+      </w:r>
+    </w:p>
+    <w:p>
+      <w:pPr>
+        <w:pStyle w:val="FirstParagraph"/>
+      </w:pPr>
+      <w:r>
+        <w:rPr>
+          <w:b/>
+          <w:bCs/>
+        </w:rPr>
+        <w:t xml:space="preserve">ทางเลือกที่ 2 (ขั้นสูง): เพิ่ม Field 3 เข้าร้านที่มีอยู่ (ต้องประสานกับ Admin)</w:t>
+      </w:r>
+    </w:p>
+    <w:p>
+      <w:pPr>
+        <w:pStyle w:val="BodyText"/>
+      </w:pPr>
+      <w:r>
+        <w:t xml:space="preserve">ฟีเจอร์นี้</w:t>
+      </w:r>
+      <w:r>
+        <w:t xml:space="preserve"> </w:t>
+      </w:r>
+      <w:r>
+        <w:rPr>
+          <w:b/>
+          <w:bCs/>
+        </w:rPr>
+        <w:t xml:space="preserve">ไม่เปิดใน Merchant App</w:t>
+      </w:r>
+      <w:r>
+        <w:t xml:space="preserve"> </w:t>
+      </w:r>
+      <w:r>
+        <w:t xml:space="preserve">เพราะกระทบ commission rate, billing, และข้อมูลพนักงาน ต้องแจ้ง Admin เพื่อ insert row ลง</w:t>
+      </w:r>
+      <w:r>
+        <w:t xml:space="preserve"> </w:t>
+      </w:r>
+      <w:r>
+        <w:rPr>
+          <w:rStyle w:val="VerbatimChar"/>
+        </w:rPr>
+        <w:t xml:space="preserve">market_fields</w:t>
+      </w:r>
+      <w:r>
+        <w:t xml:space="preserve">:</w:t>
+      </w:r>
+    </w:p>
+    <w:p>
+      <w:pPr>
+        <w:pStyle w:val="SourceCode"/>
+      </w:pPr>
+      <w:r>
+        <w:rPr>
+          <w:rStyle w:val="KeywordTok"/>
+        </w:rPr>
+        <w:t xml:space="preserve">INSERT</w:t>
+      </w:r>
+      <w:r>
+        <w:rPr>
+          <w:rStyle w:val="NormalTok"/>
+        </w:rPr>
+        <w:t xml:space="preserve"> </w:t>
+      </w:r>
+      <w:r>
+        <w:rPr>
+          <w:rStyle w:val="KeywordTok"/>
+        </w:rPr>
+        <w:t xml:space="preserve">INTO</w:t>
+      </w:r>
+      <w:r>
+        <w:rPr>
+          <w:rStyle w:val="NormalTok"/>
+        </w:rPr>
+        <w:t xml:space="preserve"> market_fields (market_id, field_id) </w:t>
+      </w:r>
+      <w:r>
+        <w:rPr>
+          <w:rStyle w:val="KeywordTok"/>
+        </w:rPr>
+        <w:t xml:space="preserve">VALUES</w:t>
+      </w:r>
+      <w:r>
+        <w:rPr>
+          <w:rStyle w:val="NormalTok"/>
+        </w:rPr>
+        <w:t xml:space="preserve"> (?, </w:t>
+      </w:r>
+      <w:r>
+        <w:rPr>
+          <w:rStyle w:val="DecValTok"/>
+        </w:rPr>
+        <w:t xml:space="preserve">3</w:t>
+      </w:r>
+      <w:r>
+        <w:rPr>
+          <w:rStyle w:val="NormalTok"/>
+        </w:rPr>
+        <w:t xml:space="preserve">);</w:t>
+      </w:r>
+      <w:r>
+        <w:br/>
+      </w:r>
+      <w:r>
+        <w:rPr>
+          <w:rStyle w:val="KeywordTok"/>
+        </w:rPr>
+        <w:t xml:space="preserve">UPDATE</w:t>
+      </w:r>
+      <w:r>
+        <w:rPr>
+          <w:rStyle w:val="NormalTok"/>
+        </w:rPr>
+        <w:t xml:space="preserve"> markets </w:t>
+      </w:r>
+      <w:r>
+        <w:rPr>
+          <w:rStyle w:val="KeywordTok"/>
+        </w:rPr>
+        <w:t xml:space="preserve">SET</w:t>
+      </w:r>
+      <w:r>
+        <w:rPr>
+          <w:rStyle w:val="NormalTok"/>
+        </w:rPr>
+        <w:t xml:space="preserve"> active </w:t>
+      </w:r>
+      <w:r>
+        <w:rPr>
+          <w:rStyle w:val="OperatorTok"/>
+        </w:rPr>
+        <w:t xml:space="preserve">=</w:t>
+      </w:r>
+      <w:r>
+        <w:rPr>
+          <w:rStyle w:val="NormalTok"/>
+        </w:rPr>
+        <w:t xml:space="preserve"> </w:t>
+      </w:r>
+      <w:r>
+        <w:rPr>
+          <w:rStyle w:val="DecValTok"/>
+        </w:rPr>
+        <w:t xml:space="preserve">1</w:t>
+      </w:r>
+      <w:r>
+        <w:rPr>
+          <w:rStyle w:val="NormalTok"/>
+        </w:rPr>
+        <w:t xml:space="preserve"> </w:t>
+      </w:r>
+      <w:r>
+        <w:rPr>
+          <w:rStyle w:val="KeywordTok"/>
+        </w:rPr>
+        <w:t xml:space="preserve">WHERE</w:t>
+      </w:r>
+      <w:r>
+        <w:rPr>
+          <w:rStyle w:val="NormalTok"/>
+        </w:rPr>
+        <w:t xml:space="preserve"> </w:t>
+      </w:r>
+      <w:r>
+        <w:rPr>
+          <w:rStyle w:val="KeywordTok"/>
+        </w:rPr>
+        <w:t xml:space="preserve">id</w:t>
+      </w:r>
+      <w:r>
+        <w:rPr>
+          <w:rStyle w:val="NormalTok"/>
+        </w:rPr>
+        <w:t xml:space="preserve"> </w:t>
+      </w:r>
+      <w:r>
+        <w:rPr>
+          <w:rStyle w:val="OperatorTok"/>
+        </w:rPr>
+        <w:t xml:space="preserve">=</w:t>
+      </w:r>
+      <w:r>
+        <w:rPr>
+          <w:rStyle w:val="NormalTok"/>
+        </w:rPr>
+        <w:t xml:space="preserve"> ?;</w:t>
+      </w:r>
+    </w:p>
+    <w:p>
+      <w:pPr>
+        <w:pStyle w:val="FirstParagraph"/>
+      </w:pPr>
+      <w:r>
+        <w:t xml:space="preserve">หลัง Admin ทำให้แล้ว ดึงร้านที่ปรับ refresh → หน้ารายละเอียดร้านจะ</w:t>
+      </w:r>
+      <w:r>
+        <w:t xml:space="preserve"> </w:t>
+      </w:r>
+      <w:r>
+        <w:rPr>
+          <w:b/>
+          <w:bCs/>
+        </w:rPr>
+        <w:t xml:space="preserve">เปลี่ยนเป็นโหมด</w:t>
+      </w:r>
+      <w:r>
+        <w:rPr>
+          <w:b/>
+          <w:bCs/>
+        </w:rPr>
+        <w:t xml:space="preserve"> </w:t>
+      </w:r>
+      <w:r>
+        <w:rPr>
+          <w:b/>
+          <w:bCs/>
+        </w:rPr>
+        <w:t xml:space="preserve">“เอกสารคนขับ”</w:t>
+      </w:r>
+      <w:r>
+        <w:t xml:space="preserve"> </w:t>
+      </w:r>
+      <w:r>
+        <w:t xml:space="preserve">อัตโนมัติ → ทำตาม §10.8.2 อัปโหลดเอกสารทั้ง 4 รายการ</w:t>
+      </w:r>
+    </w:p>
+    <w:p>
+      <w:pPr>
+        <w:pStyle w:val="BlockText"/>
+      </w:pPr>
+      <w:r>
+        <w:rPr>
+          <w:b/>
+          <w:bCs/>
+        </w:rPr>
+        <w:t xml:space="preserve">เตือน:</w:t>
+      </w:r>
+      <w:r>
+        <w:t xml:space="preserve"> </w:t>
+      </w:r>
+      <w:r>
+        <w:t xml:space="preserve">ถ้าร้านเดิมมีคำสั่งซื้อค้างหรือยอดรายได้รอปล่อย ห้าม Admin ลบ field เดิมออกระหว่างรอบ จะทำให้ commission คำนวณผิด</w:t>
+      </w:r>
+    </w:p>
+    <w:bookmarkEnd w:id="98"/>
+    <w:bookmarkStart w:id="99" w:name="faq-ของ-field-3"/>
+    <w:p>
+      <w:pPr>
+        <w:pStyle w:val="Heading3"/>
+      </w:pPr>
+      <w:r>
+        <w:t xml:space="preserve">10.8.4 FAQ ของ Field 3</w:t>
+      </w:r>
+    </w:p>
+    <w:p>
+      <w:pPr>
+        <w:pStyle w:val="FirstParagraph"/>
+      </w:pPr>
+      <w:r>
+        <w:rPr>
+          <w:b/>
+          <w:bCs/>
+        </w:rPr>
+        <w:t xml:space="preserve">Q1: อัปโหลดเอกสารแล้วได้</w:t>
+      </w:r>
+      <w:r>
+        <w:rPr>
+          <w:b/>
+          <w:bCs/>
+        </w:rPr>
+        <w:t xml:space="preserve"> </w:t>
+      </w:r>
+      <w:r>
+        <w:rPr>
+          <w:b/>
+          <w:bCs/>
+        </w:rPr>
+        <w:t xml:space="preserve">“เลขบัตรไม่ตรง”</w:t>
+      </w:r>
+      <w:r>
+        <w:rPr>
+          <w:b/>
+          <w:bCs/>
+        </w:rPr>
+        <w:t xml:space="preserve">?</w:t>
+      </w:r>
+      <w:r>
+        <w:t xml:space="preserve"> </w:t>
+      </w:r>
+      <w:r>
+        <w:t xml:space="preserve">→ ตรวจเลขที่บันทึกตอนสมัคร อาจพิมพ์ผิด (ติดต่อ Admin แก้ที่</w:t>
+      </w:r>
+      <w:r>
+        <w:t xml:space="preserve"> </w:t>
+      </w:r>
+      <w:r>
+        <w:rPr>
+          <w:rStyle w:val="VerbatimChar"/>
+        </w:rPr>
+        <w:t xml:space="preserve">markets.national_id</w:t>
+      </w:r>
+      <w:r>
+        <w:t xml:space="preserve"> </w:t>
+      </w:r>
+      <w:r>
+        <w:t xml:space="preserve">/</w:t>
+      </w:r>
+      <w:r>
+        <w:t xml:space="preserve"> </w:t>
+      </w:r>
+      <w:r>
+        <w:rPr>
+          <w:rStyle w:val="VerbatimChar"/>
+        </w:rPr>
+        <w:t xml:space="preserve">driver_license</w:t>
+      </w:r>
+      <w:r>
+        <w:t xml:space="preserve"> </w:t>
+      </w:r>
+      <w:r>
+        <w:t xml:space="preserve">/</w:t>
+      </w:r>
+      <w:r>
+        <w:t xml:space="preserve"> </w:t>
+      </w:r>
+      <w:r>
+        <w:rPr>
+          <w:rStyle w:val="VerbatimChar"/>
+        </w:rPr>
+        <w:t xml:space="preserve">license_plate</w:t>
+      </w:r>
+      <w:r>
+        <w:t xml:space="preserve">) หรือถ่ายรูปใหม่ตาม Tip</w:t>
+      </w:r>
+    </w:p>
+    <w:p>
+      <w:pPr>
+        <w:pStyle w:val="BodyText"/>
+      </w:pPr>
+      <w:r>
+        <w:rPr>
+          <w:b/>
+          <w:bCs/>
+        </w:rPr>
+        <w:t xml:space="preserve">Q2: เปลี่ยนรูปร้านแล้วยังเห็นรูปเก่า?</w:t>
+      </w:r>
+      <w:r>
+        <w:t xml:space="preserve"> </w:t>
+      </w:r>
+      <w:r>
+        <w:t xml:space="preserve">→ pull-to-refresh หน้ารายละเอียดร้าน ถ้ายังไม่ขึ้น ปิด-เปิดแอป</w:t>
+      </w:r>
+    </w:p>
+    <w:p>
+      <w:pPr>
+        <w:pStyle w:val="BodyText"/>
+      </w:pPr>
+      <w:r>
+        <w:rPr>
+          <w:b/>
+          <w:bCs/>
+        </w:rPr>
+        <w:t xml:space="preserve">Q3: หน้ารายละเอียดร้าน Field 3 ยังเป็นแบบร้านอาหาร?</w:t>
+      </w:r>
+      <w:r>
+        <w:t xml:space="preserve"> </w:t>
+      </w:r>
+      <w:r>
+        <w:t xml:space="preserve">→ ร้านยังไม่ผูก</w:t>
+      </w:r>
+      <w:r>
+        <w:t xml:space="preserve"> </w:t>
+      </w:r>
+      <w:r>
+        <w:rPr>
+          <w:rStyle w:val="VerbatimChar"/>
+        </w:rPr>
+        <w:t xml:space="preserve">field_id=3</w:t>
+      </w:r>
+      <w:r>
+        <w:t xml:space="preserve"> </w:t>
+      </w:r>
+      <w:r>
+        <w:t xml:space="preserve">ติดต่อ Admin ตามวิธี §10.8.3 ทางเลือกที่ 2</w:t>
+      </w:r>
+    </w:p>
+    <w:p>
+      <w:pPr>
+        <w:pStyle w:val="BodyText"/>
+      </w:pPr>
+      <w:r>
+        <w:rPr>
+          <w:b/>
+          <w:bCs/>
+        </w:rPr>
+        <w:t xml:space="preserve">Q4: เปลี่ยนเลขบัญชีระหว่างมียอดรอปล่อย เงินจะหายไหม?</w:t>
+      </w:r>
+      <w:r>
+        <w:t xml:space="preserve"> </w:t>
+      </w:r>
+      <w:r>
+        <w:t xml:space="preserve">→ ไม่หาย ยอดใน</w:t>
+      </w:r>
+      <w:r>
+        <w:t xml:space="preserve"> </w:t>
+      </w:r>
+      <w:r>
+        <w:rPr>
+          <w:rStyle w:val="VerbatimChar"/>
+        </w:rPr>
+        <w:t xml:space="preserve">next_day_earning</w:t>
+      </w:r>
+      <w:r>
+        <w:t xml:space="preserve"> </w:t>
+      </w:r>
+      <w:r>
+        <w:t xml:space="preserve">ปล่อยตามรอบเดิม (พรุ่งนี้ 08:00) แต่เข้าบัญชีใหม่</w:t>
+      </w:r>
+    </w:p>
+    <w:p>
+      <w:pPr>
+        <w:pStyle w:val="BodyText"/>
+      </w:pPr>
+      <w:r>
+        <w:rPr>
+          <w:b/>
+          <w:bCs/>
+        </w:rPr>
+        <w:t xml:space="preserve">Q5: แก้</w:t>
+      </w:r>
+      <w:r>
+        <w:rPr>
+          <w:b/>
+          <w:bCs/>
+        </w:rPr>
+        <w:t xml:space="preserve"> </w:t>
+      </w:r>
+      <w:r>
+        <w:rPr>
+          <w:b/>
+          <w:bCs/>
+        </w:rPr>
+        <w:t xml:space="preserve">“ที่อยู่”</w:t>
+      </w:r>
+      <w:r>
+        <w:rPr>
+          <w:b/>
+          <w:bCs/>
+        </w:rPr>
+        <w:t xml:space="preserve"> </w:t>
+      </w:r>
+      <w:r>
+        <w:rPr>
+          <w:b/>
+          <w:bCs/>
+        </w:rPr>
+        <w:t xml:space="preserve">แล้วระยะทางส่งของไม่เปลี่ยน?</w:t>
+      </w:r>
+      <w:r>
+        <w:t xml:space="preserve"> </w:t>
+      </w:r>
+      <w:r>
+        <w:t xml:space="preserve">→ ระยะทางคิดจาก</w:t>
+      </w:r>
+      <w:r>
+        <w:t xml:space="preserve"> </w:t>
+      </w:r>
+      <w:r>
+        <w:rPr>
+          <w:rStyle w:val="VerbatimChar"/>
+        </w:rPr>
+        <w:t xml:space="preserve">latitude/longitude</w:t>
+      </w:r>
+      <w:r>
+        <w:t xml:space="preserve"> </w:t>
+      </w:r>
+      <w:r>
+        <w:t xml:space="preserve">ไม่ใช่ข้อความที่อยู่ ต้องอัปเดตตำแหน่งบนแผนที่</w:t>
+      </w:r>
+    </w:p>
+    <w:bookmarkEnd w:id="99"/>
+    <w:bookmarkEnd w:id="100"/>
+    <w:bookmarkEnd w:id="101"/>
+    <w:bookmarkStart w:id="114" w:name="บทท-11-การตงคาขอมลธรกจประเภทท-4-5-และ-6"/>
+    <w:p>
+      <w:pPr>
+        <w:pStyle w:val="Heading1"/>
+      </w:pPr>
+      <w:r>
+        <w:t xml:space="preserve">บทที่ 11: การตั้งค่าข้อมูลธุรกิจประเภทที่ 4, 5 และ 6</w:t>
+      </w:r>
+    </w:p>
+    <w:p>
+      <w:pPr>
+        <w:pStyle w:val="FirstParagraph"/>
+      </w:pPr>
+      <w:r>
+        <w:t xml:space="preserve">ธุรกิจประเภท Market, Grocery และ Service ใช้โครงสร้างการจัดการคล้ายกับ Restaurant แต่มีความแตกต่างในเครื่องมือเฉพาะ</w:t>
+      </w:r>
+    </w:p>
+    <w:bookmarkStart w:id="105" w:name="ตลาด-market-ประเภทท-4"/>
+    <w:p>
+      <w:pPr>
+        <w:pStyle w:val="Heading2"/>
+      </w:pPr>
+      <w:r>
+        <w:t xml:space="preserve">11.1 ตลาด (Market) – ประเภทที่ 4</w:t>
+      </w:r>
+    </w:p>
+    <w:bookmarkStart w:id="102" w:name="การจดการแผงคา-stall-management"/>
+    <w:p>
+      <w:pPr>
+        <w:pStyle w:val="Heading3"/>
+      </w:pPr>
+      <w:r>
+        <w:t xml:space="preserve">11.1.1 การจัดการแผงค้า (Stall Management)</w:t>
+      </w:r>
+    </w:p>
+    <w:p>
+      <w:pPr>
+        <w:pStyle w:val="Compact"/>
+        <w:numPr>
+          <w:ilvl w:val="0"/>
+          <w:numId w:val="1039"/>
+        </w:numPr>
+      </w:pPr>
+      <w:r>
+        <w:t xml:space="preserve">กำหนดรหัสแผง (เช่น A-01, B-15)</w:t>
+      </w:r>
+    </w:p>
+    <w:p>
+      <w:pPr>
+        <w:pStyle w:val="Compact"/>
+        <w:numPr>
+          <w:ilvl w:val="0"/>
+          <w:numId w:val="1039"/>
+        </w:numPr>
+      </w:pPr>
+      <w:r>
+        <w:t xml:space="preserve">พิกัด GPS ภายในตลาด</w:t>
+      </w:r>
+    </w:p>
+    <w:p>
+      <w:pPr>
+        <w:pStyle w:val="Compact"/>
+        <w:numPr>
+          <w:ilvl w:val="0"/>
+          <w:numId w:val="1039"/>
+        </w:numPr>
+      </w:pPr>
+      <w:r>
+        <w:t xml:space="preserve">เจ้าของแผง / สัญญาเช่า</w:t>
+      </w:r>
+    </w:p>
+    <w:p>
+      <w:pPr>
+        <w:pStyle w:val="Compact"/>
+        <w:numPr>
+          <w:ilvl w:val="0"/>
+          <w:numId w:val="1039"/>
+        </w:numPr>
+      </w:pPr>
+      <w:r>
+        <w:t xml:space="preserve">ประเภทสินค้า</w:t>
+      </w:r>
+    </w:p>
+    <w:bookmarkEnd w:id="102"/>
+    <w:bookmarkStart w:id="103" w:name="แผนผงตลาด-market-layout"/>
+    <w:p>
+      <w:pPr>
+        <w:pStyle w:val="Heading3"/>
+      </w:pPr>
+      <w:r>
+        <w:t xml:space="preserve">11.1.2 แผนผังตลาด (Market Layout)</w:t>
+      </w:r>
+    </w:p>
+    <w:p>
+      <w:pPr>
+        <w:pStyle w:val="FirstParagraph"/>
+      </w:pPr>
+      <w:r>
+        <w:t xml:space="preserve">อัปโหลดรูปแผนผังพร้อม Pin หมุดแสดงตำแหน่งแผงแต่ละแผง</w:t>
+      </w:r>
+    </w:p>
+    <w:bookmarkEnd w:id="103"/>
+    <w:bookmarkStart w:id="104" w:name="คาธรรมเนยม-fees"/>
+    <w:p>
+      <w:pPr>
+        <w:pStyle w:val="Heading3"/>
+      </w:pPr>
+      <w:r>
+        <w:t xml:space="preserve">11.1.3 ค่าธรรมเนียม (Fees)</w:t>
+      </w:r>
+    </w:p>
+    <w:p>
+      <w:pPr>
+        <w:pStyle w:val="Compact"/>
+        <w:numPr>
+          <w:ilvl w:val="0"/>
+          <w:numId w:val="1040"/>
+        </w:numPr>
+      </w:pPr>
+      <w:r>
+        <w:t xml:space="preserve">ค่าเช่าแผง (รายวัน/เดือน)</w:t>
+      </w:r>
+    </w:p>
+    <w:p>
+      <w:pPr>
+        <w:pStyle w:val="Compact"/>
+        <w:numPr>
+          <w:ilvl w:val="0"/>
+          <w:numId w:val="1040"/>
+        </w:numPr>
+      </w:pPr>
+      <w:r>
+        <w:t xml:space="preserve">ค่าน้ำ-ไฟ</w:t>
+      </w:r>
+    </w:p>
+    <w:p>
+      <w:pPr>
+        <w:pStyle w:val="Compact"/>
+        <w:numPr>
+          <w:ilvl w:val="0"/>
+          <w:numId w:val="1040"/>
+        </w:numPr>
+      </w:pPr>
+      <w:r>
+        <w:t xml:space="preserve">ค่าธรรมเนียมการขายผ่านระบบ</w:t>
+      </w:r>
+    </w:p>
+    <w:bookmarkEnd w:id="104"/>
+    <w:bookmarkEnd w:id="105"/>
+    <w:bookmarkStart w:id="109" w:name="รานขายของชำ-grocery-store-ประเภทท-5"/>
+    <w:p>
+      <w:pPr>
+        <w:pStyle w:val="Heading2"/>
+      </w:pPr>
+      <w:r>
+        <w:t xml:space="preserve">11.2 ร้านขายของชำ (Grocery Store) – ประเภทที่ 5</w:t>
+      </w:r>
+    </w:p>
+    <w:bookmarkStart w:id="106" w:name="การจดการ-sku-stock-keeping-unit"/>
+    <w:p>
+      <w:pPr>
+        <w:pStyle w:val="Heading3"/>
+      </w:pPr>
+      <w:r>
+        <w:t xml:space="preserve">11.2.1 การจัดการ SKU (Stock Keeping Unit)</w:t>
+      </w:r>
+    </w:p>
+    <w:bookmarkEnd w:id="106"/>
+    <w:bookmarkStart w:id="107" w:name="การสแกน-barcode"/>
+    <w:p>
+      <w:pPr>
+        <w:pStyle w:val="Heading3"/>
+      </w:pPr>
+      <w:r>
+        <w:t xml:space="preserve">11.2.2 การสแกน Barcode</w:t>
+      </w:r>
+    </w:p>
+    <w:p>
+      <w:pPr>
+        <w:pStyle w:val="FirstParagraph"/>
+      </w:pPr>
+      <w:r>
+        <w:t xml:space="preserve">รองรับการเพิ่มสินค้าด้วยการสแกน Barcode ผ่านกล้องมือถือ</w:t>
+      </w:r>
+    </w:p>
+    <w:bookmarkEnd w:id="107"/>
+    <w:bookmarkStart w:id="108" w:name="การจดการคลง-warehouse"/>
+    <w:p>
+      <w:pPr>
+        <w:pStyle w:val="Heading3"/>
+      </w:pPr>
+      <w:r>
+        <w:t xml:space="preserve">11.2.3 การจัดการคลัง (Warehouse)</w:t>
+      </w:r>
+    </w:p>
+    <w:p>
+      <w:pPr>
+        <w:pStyle w:val="Compact"/>
+        <w:numPr>
+          <w:ilvl w:val="0"/>
+          <w:numId w:val="1041"/>
+        </w:numPr>
+      </w:pPr>
+      <w:r>
+        <w:t xml:space="preserve">บันทึกการรับเข้า (Stock In)</w:t>
+      </w:r>
+    </w:p>
+    <w:p>
+      <w:pPr>
+        <w:pStyle w:val="Compact"/>
+        <w:numPr>
+          <w:ilvl w:val="0"/>
+          <w:numId w:val="1041"/>
+        </w:numPr>
+      </w:pPr>
+      <w:r>
+        <w:t xml:space="preserve">บันทึกการเบิกออก (Stock Out)</w:t>
+      </w:r>
+    </w:p>
+    <w:p>
+      <w:pPr>
+        <w:pStyle w:val="Compact"/>
+        <w:numPr>
+          <w:ilvl w:val="0"/>
+          <w:numId w:val="1041"/>
+        </w:numPr>
+      </w:pPr>
+      <w:r>
+        <w:t xml:space="preserve">การโอนระหว่างสาขา (Transfer)</w:t>
+      </w:r>
+    </w:p>
+    <w:p>
+      <w:pPr>
+        <w:pStyle w:val="Compact"/>
+        <w:numPr>
+          <w:ilvl w:val="0"/>
+          <w:numId w:val="1041"/>
+        </w:numPr>
+      </w:pPr>
+      <w:r>
+        <w:t xml:space="preserve">รายงานสต็อกแบบ Real-time</w:t>
+      </w:r>
+    </w:p>
+    <w:bookmarkEnd w:id="108"/>
+    <w:bookmarkEnd w:id="109"/>
+    <w:bookmarkStart w:id="113" w:name="เซอรวสและแมบาน-service-maid-ประเภทท-6"/>
+    <w:p>
+      <w:pPr>
+        <w:pStyle w:val="Heading2"/>
+      </w:pPr>
+      <w:r>
+        <w:t xml:space="preserve">11.3 เซอร์วิสและแม่บ้าน (Service &amp; Maid) – ประเภทที่ 6</w:t>
+      </w:r>
+    </w:p>
+    <w:bookmarkStart w:id="110" w:name="การจดการพนกงานบรการ-service-provider"/>
+    <w:p>
+      <w:pPr>
+        <w:pStyle w:val="Heading3"/>
+      </w:pPr>
+      <w:r>
+        <w:t xml:space="preserve">11.3.1 การจัดการพนักงานบริการ (Service Provider)</w:t>
+      </w:r>
+    </w:p>
+    <w:p>
+      <w:pPr>
+        <w:pStyle w:val="Compact"/>
+        <w:numPr>
+          <w:ilvl w:val="0"/>
+          <w:numId w:val="1042"/>
+        </w:numPr>
+      </w:pPr>
+      <w:r>
+        <w:t xml:space="preserve">ข้อมูลส่วนตัว + ประสบการณ์</w:t>
+      </w:r>
+    </w:p>
+    <w:p>
+      <w:pPr>
+        <w:pStyle w:val="Compact"/>
+        <w:numPr>
+          <w:ilvl w:val="0"/>
+          <w:numId w:val="1042"/>
+        </w:numPr>
+      </w:pPr>
+      <w:r>
+        <w:t xml:space="preserve">ทักษะ / ความเชี่ยวชาญ (Skill Tags)</w:t>
+      </w:r>
+    </w:p>
+    <w:p>
+      <w:pPr>
+        <w:pStyle w:val="Compact"/>
+        <w:numPr>
+          <w:ilvl w:val="0"/>
+          <w:numId w:val="1042"/>
+        </w:numPr>
+      </w:pPr>
+      <w:r>
+        <w:t xml:space="preserve">ตารางว่างประจำสัปดาห์ (Availability)</w:t>
+      </w:r>
+    </w:p>
+    <w:p>
+      <w:pPr>
+        <w:pStyle w:val="Compact"/>
+        <w:numPr>
+          <w:ilvl w:val="0"/>
+          <w:numId w:val="1042"/>
+        </w:numPr>
+      </w:pPr>
+      <w:r>
+        <w:t xml:space="preserve">คะแนนรีวิวจากลูกค้า</w:t>
+      </w:r>
+    </w:p>
+    <w:bookmarkEnd w:id="110"/>
+    <w:bookmarkStart w:id="111" w:name="ประเภทบรการ-service-catalog"/>
+    <w:p>
+      <w:pPr>
+        <w:pStyle w:val="Heading3"/>
+      </w:pPr>
+      <w:r>
+        <w:t xml:space="preserve">11.3.2 ประเภทบริการ (Service Catalog)</w:t>
+      </w:r>
+    </w:p>
+    <w:p>
+      <w:pPr>
+        <w:pStyle w:val="Compact"/>
+        <w:numPr>
+          <w:ilvl w:val="0"/>
+          <w:numId w:val="1043"/>
+        </w:numPr>
+      </w:pPr>
+      <w:r>
+        <w:t xml:space="preserve">บริการทำความสะอาด (รายชั่วโมง / รายวัน)</w:t>
+      </w:r>
+    </w:p>
+    <w:p>
+      <w:pPr>
+        <w:pStyle w:val="Compact"/>
+        <w:numPr>
+          <w:ilvl w:val="0"/>
+          <w:numId w:val="1043"/>
+        </w:numPr>
+      </w:pPr>
+      <w:r>
+        <w:t xml:space="preserve">บริการซ่อมบำรุง (ประปา/ไฟฟ้า/แอร์)</w:t>
+      </w:r>
+    </w:p>
+    <w:p>
+      <w:pPr>
+        <w:pStyle w:val="Compact"/>
+        <w:numPr>
+          <w:ilvl w:val="0"/>
+          <w:numId w:val="1043"/>
+        </w:numPr>
+      </w:pPr>
+      <w:r>
+        <w:t xml:space="preserve">บริการดูแลเด็ก/ผู้สูงอายุ</w:t>
+      </w:r>
+    </w:p>
+    <w:p>
+      <w:pPr>
+        <w:pStyle w:val="Compact"/>
+        <w:numPr>
+          <w:ilvl w:val="0"/>
+          <w:numId w:val="1043"/>
+        </w:numPr>
+      </w:pPr>
+      <w:r>
+        <w:t xml:space="preserve">บริการส่วนบุคคลอื่นๆ</w:t>
+      </w:r>
+    </w:p>
+    <w:bookmarkEnd w:id="111"/>
+    <w:bookmarkStart w:id="112" w:name="ระบบการจองบรการ-booking-system"/>
+    <w:p>
+      <w:pPr>
+        <w:pStyle w:val="Heading3"/>
+      </w:pPr>
+      <w:r>
+        <w:t xml:space="preserve">11.3.3 ระบบการจองบริการ (Booking System)</w:t>
+      </w:r>
+    </w:p>
+    <w:p>
+      <w:pPr>
+        <w:pStyle w:val="Compact"/>
+        <w:numPr>
+          <w:ilvl w:val="0"/>
+          <w:numId w:val="1044"/>
+        </w:numPr>
+      </w:pPr>
+      <w:r>
+        <w:t xml:space="preserve">จองล่วงหน้าได้สูงสุด 30 วัน</w:t>
+      </w:r>
+    </w:p>
+    <w:p>
+      <w:pPr>
+        <w:pStyle w:val="Compact"/>
+        <w:numPr>
+          <w:ilvl w:val="0"/>
+          <w:numId w:val="1044"/>
+        </w:numPr>
+      </w:pPr>
+      <w:r>
+        <w:t xml:space="preserve">เลือกพนักงานบริการได้</w:t>
+      </w:r>
+    </w:p>
+    <w:p>
+      <w:pPr>
+        <w:pStyle w:val="Compact"/>
+        <w:numPr>
+          <w:ilvl w:val="0"/>
+          <w:numId w:val="1044"/>
+        </w:numPr>
+      </w:pPr>
+      <w:r>
+        <w:t xml:space="preserve">ระบุที่อยู่ที่ให้บริการ + พิกัด GPS</w:t>
+      </w:r>
+    </w:p>
+    <w:p>
+      <w:pPr>
+        <w:pStyle w:val="Compact"/>
+        <w:numPr>
+          <w:ilvl w:val="0"/>
+          <w:numId w:val="1044"/>
+        </w:numPr>
+      </w:pPr>
+      <w:r>
+        <w:t xml:space="preserve">คำนวณค่าบริการอัตโนมัติ (ระยะทาง + เวลา)</w:t>
+      </w:r>
+    </w:p>
+    <w:bookmarkEnd w:id="112"/>
+    <w:bookmarkEnd w:id="113"/>
+    <w:bookmarkEnd w:id="114"/>
+    <w:bookmarkStart w:id="128" w:name="บทท-12-การจดการออเดอร-order-management"/>
+    <w:p>
+      <w:pPr>
+        <w:pStyle w:val="Heading1"/>
+      </w:pPr>
+      <w:r>
+        <w:t xml:space="preserve">บทที่ 12: การจัดการออเดอร์ (Order Management)</w:t>
+      </w:r>
+    </w:p>
+    <w:p>
+      <w:pPr>
+        <w:pStyle w:val="FirstParagraph"/>
+      </w:pPr>
+      <w:r>
+        <w:t xml:space="preserve">ระบบจัดการคำสั่งซื้อเป็นหัวใจหลักของการดำเนินธุรกิจบนแพลตฟอร์ม TOKO</w:t>
+      </w:r>
+    </w:p>
+    <w:bookmarkStart w:id="118" w:name="flow-การประมวลผลออเดอร-mermaid-diagram"/>
+    <w:p>
+      <w:pPr>
+        <w:pStyle w:val="Heading3"/>
+      </w:pPr>
+      <w:r>
+        <w:t xml:space="preserve">Flow การประมวลผลออเดอร์ (Mermaid Diagram)</w:t>
+      </w:r>
+    </w:p>
+    <w:p>
+      <w:pPr>
+        <w:pStyle w:val="FirstParagraph"/>
+      </w:pPr>
+      <w:r>
+        <w:drawing>
+          <wp:inline>
+            <wp:extent cx="5334000" cy="802821"/>
+            <wp:effectExtent b="0" l="0" r="0" t="0"/>
+            <wp:docPr descr="" title="" id="116" name="Picture"/>
+            <a:graphic>
+              <a:graphicData uri="http://schemas.openxmlformats.org/drawingml/2006/picture">
+                <pic:pic>
+                  <pic:nvPicPr>
+                    <pic:cNvPr descr="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" id="117" name="Picture"/>
+                    <pic:cNvPicPr>
+                      <a:picLocks noChangeArrowheads="1" noChangeAspect="1"/>
+                    </pic:cNvPicPr>
+                  </pic:nvPicPr>
+                  <pic:blipFill>
+                    <a:blip r:embed="rId115"/>
                     <a:stretch>
                       <a:fillRect/>
                     </a:stretch>
@@ -4392,8 +6355,8 @@
         </w:drawing>
       </w:r>
     </w:p>
-    <w:bookmarkEnd w:id="107"/>
-    <w:bookmarkStart w:id="108" w:name="วงจรชวตของออเดอร-order-lifecycle"/>
+    <w:bookmarkEnd w:id="118"/>
+    <w:bookmarkStart w:id="119" w:name="วงจรชวตของออเดอร-order-lifecycle"/>
     <w:p>
       <w:pPr>
         <w:pStyle w:val="Heading2"/>
@@ -4402,8 +6365,8 @@
         <w:t xml:space="preserve">12.1 วงจรชีวิตของออเดอร์ (Order Lifecycle)</w:t>
       </w:r>
     </w:p>
-    <w:bookmarkEnd w:id="108"/>
-    <w:bookmarkStart w:id="109" w:name="การรบออเดอรใหม"/>
+    <w:bookmarkEnd w:id="119"/>
+    <w:bookmarkStart w:id="120" w:name="การรบออเดอรใหม"/>
     <w:p>
       <w:pPr>
         <w:pStyle w:val="Heading2"/>
@@ -4425,7 +6388,7 @@
         <w:pStyle w:val="Compact"/>
         <w:numPr>
           <w:ilvl w:val="0"/>
-          <w:numId w:val="1041"/>
+          <w:numId w:val="1045"/>
         </w:numPr>
       </w:pPr>
       <w:r>
@@ -4447,7 +6410,7 @@
         <w:pStyle w:val="Compact"/>
         <w:numPr>
           <w:ilvl w:val="0"/>
-          <w:numId w:val="1041"/>
+          <w:numId w:val="1045"/>
         </w:numPr>
       </w:pPr>
       <w:r>
@@ -4459,7 +6422,7 @@
         <w:pStyle w:val="Compact"/>
         <w:numPr>
           <w:ilvl w:val="0"/>
-          <w:numId w:val="1041"/>
+          <w:numId w:val="1045"/>
         </w:numPr>
       </w:pPr>
       <w:r>
@@ -4487,15 +6450,15 @@
         <w:pStyle w:val="Compact"/>
         <w:numPr>
           <w:ilvl w:val="0"/>
-          <w:numId w:val="1041"/>
+          <w:numId w:val="1045"/>
         </w:numPr>
       </w:pPr>
       <w:r>
         <w:t xml:space="preserve">หากเกินเวลา -&gt; ออเดอร์จะถูกส่งให้ร้านอื่นโดยอัตโนมัติ</w:t>
       </w:r>
     </w:p>
-    <w:bookmarkEnd w:id="109"/>
-    <w:bookmarkStart w:id="113" w:name="การจดการออเดอรตามประเภทธรกจ"/>
+    <w:bookmarkEnd w:id="120"/>
+    <w:bookmarkStart w:id="124" w:name="การจดการออเดอรตามประเภทธรกจ"/>
     <w:p>
       <w:pPr>
         <w:pStyle w:val="Heading2"/>
@@ -4504,7 +6467,7 @@
         <w:t xml:space="preserve">12.3 การจัดการออเดอร์ตามประเภทธุรกิจ</w:t>
       </w:r>
     </w:p>
-    <w:bookmarkStart w:id="110" w:name="restaurant-ระบบ-kitchen-display"/>
+    <w:bookmarkStart w:id="121" w:name="restaurant-ระบบ-kitchen-display"/>
     <w:p>
       <w:pPr>
         <w:pStyle w:val="Heading3"/>
@@ -4553,8 +6516,8 @@
         <w:t xml:space="preserve">สีเขียว</w:t>
       </w:r>
     </w:p>
-    <w:bookmarkEnd w:id="110"/>
-    <w:bookmarkStart w:id="111" w:name="hotel-การ-check-in"/>
+    <w:bookmarkEnd w:id="121"/>
+    <w:bookmarkStart w:id="122" w:name="hotel-การ-check-in"/>
     <w:p>
       <w:pPr>
         <w:pStyle w:val="Heading3"/>
@@ -4568,7 +6531,7 @@
         <w:pStyle w:val="Compact"/>
         <w:numPr>
           <w:ilvl w:val="0"/>
-          <w:numId w:val="1042"/>
+          <w:numId w:val="1046"/>
         </w:numPr>
       </w:pPr>
       <w:r>
@@ -4580,7 +6543,7 @@
         <w:pStyle w:val="Compact"/>
         <w:numPr>
           <w:ilvl w:val="0"/>
-          <w:numId w:val="1042"/>
+          <w:numId w:val="1046"/>
         </w:numPr>
       </w:pPr>
       <w:r>
@@ -4592,15 +6555,15 @@
         <w:pStyle w:val="Compact"/>
         <w:numPr>
           <w:ilvl w:val="0"/>
-          <w:numId w:val="1042"/>
+          <w:numId w:val="1046"/>
         </w:numPr>
       </w:pPr>
       <w:r>
         <w:t xml:space="preserve">มอบกุญแจ/Key Card</w:t>
       </w:r>
     </w:p>
-    <w:bookmarkEnd w:id="111"/>
-    <w:bookmarkStart w:id="112" w:name="delivery-การกระจายงาน"/>
+    <w:bookmarkEnd w:id="122"/>
+    <w:bookmarkStart w:id="123" w:name="delivery-การกระจายงาน"/>
     <w:p>
       <w:pPr>
         <w:pStyle w:val="Heading3"/>
@@ -4614,7 +6577,7 @@
         <w:pStyle w:val="Compact"/>
         <w:numPr>
           <w:ilvl w:val="0"/>
-          <w:numId w:val="1043"/>
+          <w:numId w:val="1047"/>
         </w:numPr>
       </w:pPr>
       <w:r>
@@ -4626,7 +6589,7 @@
         <w:pStyle w:val="Compact"/>
         <w:numPr>
           <w:ilvl w:val="0"/>
-          <w:numId w:val="1043"/>
+          <w:numId w:val="1047"/>
         </w:numPr>
       </w:pPr>
       <w:r>
@@ -4638,16 +6601,16 @@
         <w:pStyle w:val="Compact"/>
         <w:numPr>
           <w:ilvl w:val="0"/>
-          <w:numId w:val="1043"/>
+          <w:numId w:val="1047"/>
         </w:numPr>
       </w:pPr>
       <w:r>
         <w:t xml:space="preserve">หากปฏิเสธ -&gt; ส่งต่อคนขับลำดับถัดไป</w:t>
       </w:r>
     </w:p>
-    <w:bookmarkEnd w:id="112"/>
-    <w:bookmarkEnd w:id="113"/>
-    <w:bookmarkStart w:id="114" w:name="qr-code-สำหรบการสงมอบ"/>
+    <w:bookmarkEnd w:id="123"/>
+    <w:bookmarkEnd w:id="124"/>
+    <w:bookmarkStart w:id="125" w:name="qr-code-สำหรบการสงมอบ"/>
     <w:p>
       <w:pPr>
         <w:pStyle w:val="Heading2"/>
@@ -4661,7 +6624,7 @@
         <w:pStyle w:val="Compact"/>
         <w:numPr>
           <w:ilvl w:val="0"/>
-          <w:numId w:val="1044"/>
+          <w:numId w:val="1048"/>
         </w:numPr>
       </w:pPr>
       <w:r>
@@ -4673,7 +6636,7 @@
         <w:pStyle w:val="Compact"/>
         <w:numPr>
           <w:ilvl w:val="0"/>
-          <w:numId w:val="1044"/>
+          <w:numId w:val="1048"/>
         </w:numPr>
       </w:pPr>
       <w:r>
@@ -4685,15 +6648,15 @@
         <w:pStyle w:val="Compact"/>
         <w:numPr>
           <w:ilvl w:val="0"/>
-          <w:numId w:val="1044"/>
+          <w:numId w:val="1048"/>
         </w:numPr>
       </w:pPr>
       <w:r>
         <w:t xml:space="preserve">ระบบบันทึก Timestamp อัตโนมัติ</w:t>
       </w:r>
     </w:p>
-    <w:bookmarkEnd w:id="114"/>
-    <w:bookmarkStart w:id="115" w:name="การยกเลกและคนเงน"/>
+    <w:bookmarkEnd w:id="125"/>
+    <w:bookmarkStart w:id="126" w:name="การยกเลกและคนเงน"/>
     <w:p>
       <w:pPr>
         <w:pStyle w:val="Heading2"/>
@@ -4702,8 +6665,8 @@
         <w:t xml:space="preserve">12.5 การยกเลิกและคืนเงิน</w:t>
       </w:r>
     </w:p>
-    <w:bookmarkEnd w:id="115"/>
-    <w:bookmarkStart w:id="116" w:name="รายงานออเดอร-order-report"/>
+    <w:bookmarkEnd w:id="126"/>
+    <w:bookmarkStart w:id="127" w:name="รายงานออเดอร-order-report"/>
     <w:p>
       <w:pPr>
         <w:pStyle w:val="Heading2"/>
@@ -4717,7 +6680,7 @@
         <w:pStyle w:val="Compact"/>
         <w:numPr>
           <w:ilvl w:val="0"/>
-          <w:numId w:val="1045"/>
+          <w:numId w:val="1049"/>
         </w:numPr>
       </w:pPr>
       <w:r>
@@ -4729,7 +6692,7 @@
         <w:pStyle w:val="Compact"/>
         <w:numPr>
           <w:ilvl w:val="0"/>
-          <w:numId w:val="1045"/>
+          <w:numId w:val="1049"/>
         </w:numPr>
       </w:pPr>
       <w:r>
@@ -4741,7 +6704,7 @@
         <w:pStyle w:val="Compact"/>
         <w:numPr>
           <w:ilvl w:val="0"/>
-          <w:numId w:val="1045"/>
+          <w:numId w:val="1049"/>
         </w:numPr>
       </w:pPr>
       <w:r>
@@ -4753,7 +6716,7 @@
         <w:pStyle w:val="Compact"/>
         <w:numPr>
           <w:ilvl w:val="0"/>
-          <w:numId w:val="1045"/>
+          <w:numId w:val="1049"/>
         </w:numPr>
       </w:pPr>
       <w:r>
@@ -4765,16 +6728,16 @@
         <w:pStyle w:val="Compact"/>
         <w:numPr>
           <w:ilvl w:val="0"/>
-          <w:numId w:val="1045"/>
+          <w:numId w:val="1049"/>
         </w:numPr>
       </w:pPr>
       <w:r>
         <w:t xml:space="preserve">รีวิวและคะแนนเฉลี่ย</w:t>
       </w:r>
     </w:p>
-    <w:bookmarkEnd w:id="116"/>
-    <w:bookmarkEnd w:id="117"/>
-    <w:bookmarkStart w:id="130" w:name="X24e8a59c37fd4ea44dfe05f333200ca9ea8accd"/>
+    <w:bookmarkEnd w:id="127"/>
+    <w:bookmarkEnd w:id="128"/>
+    <w:bookmarkStart w:id="141" w:name="X24e8a59c37fd4ea44dfe05f333200ca9ea8accd"/>
     <w:p>
       <w:pPr>
         <w:pStyle w:val="Heading1"/>
@@ -4783,7 +6746,7 @@
         <w:t xml:space="preserve">บทที่ 13: การบริหารจัดการการจอง (Booking Management)</w:t>
       </w:r>
     </w:p>
-    <w:bookmarkStart w:id="123" w:name="Xe6b61af47434599154848e06b10c4deadaaf093"/>
+    <w:bookmarkStart w:id="134" w:name="Xe6b61af47434599154848e06b10c4deadaaf093"/>
     <w:p>
       <w:pPr>
         <w:pStyle w:val="Heading2"/>
@@ -4792,7 +6755,7 @@
         <w:t xml:space="preserve">13.1 การบริหารจัดการโต๊ะ (Table Management) – สำหรับร้านอาหาร</w:t>
       </w:r>
     </w:p>
-    <w:bookmarkStart w:id="118" w:name="การตงคาโตะ"/>
+    <w:bookmarkStart w:id="129" w:name="การตงคาโตะ"/>
     <w:p>
       <w:pPr>
         <w:pStyle w:val="Heading3"/>
@@ -4809,8 +6772,8 @@
         <w:t xml:space="preserve">ดูบทที่ 8.2.7 (การจัดการโซนโต๊ะ) และ 8.2.8 (การจัดการโต๊ะ)</w:t>
       </w:r>
     </w:p>
-    <w:bookmarkEnd w:id="118"/>
-    <w:bookmarkStart w:id="119" w:name="การรบการจองโตะ"/>
+    <w:bookmarkEnd w:id="129"/>
+    <w:bookmarkStart w:id="130" w:name="การรบการจองโตะ"/>
     <w:p>
       <w:pPr>
         <w:pStyle w:val="Heading3"/>
@@ -4832,7 +6795,7 @@
         <w:pStyle w:val="Compact"/>
         <w:numPr>
           <w:ilvl w:val="0"/>
-          <w:numId w:val="1046"/>
+          <w:numId w:val="1050"/>
         </w:numPr>
       </w:pPr>
       <w:r>
@@ -4844,7 +6807,7 @@
         <w:pStyle w:val="Compact"/>
         <w:numPr>
           <w:ilvl w:val="0"/>
-          <w:numId w:val="1046"/>
+          <w:numId w:val="1050"/>
         </w:numPr>
       </w:pPr>
       <w:r>
@@ -4856,7 +6819,7 @@
         <w:pStyle w:val="Compact"/>
         <w:numPr>
           <w:ilvl w:val="0"/>
-          <w:numId w:val="1046"/>
+          <w:numId w:val="1050"/>
         </w:numPr>
       </w:pPr>
       <w:r>
@@ -4868,15 +6831,15 @@
         <w:pStyle w:val="Compact"/>
         <w:numPr>
           <w:ilvl w:val="0"/>
-          <w:numId w:val="1046"/>
+          <w:numId w:val="1050"/>
         </w:numPr>
       </w:pPr>
       <w:r>
         <w:t xml:space="preserve">คำขอพิเศษ (เช่น โต๊ะใกล้หน้าต่าง)</w:t>
       </w:r>
     </w:p>
-    <w:bookmarkEnd w:id="119"/>
-    <w:bookmarkStart w:id="120" w:name="ปฏทนการจอง-booking-calendar"/>
+    <w:bookmarkEnd w:id="130"/>
+    <w:bookmarkStart w:id="131" w:name="ปฏทนการจอง-booking-calendar"/>
     <w:p>
       <w:pPr>
         <w:pStyle w:val="Heading3"/>
@@ -4898,7 +6861,7 @@
         <w:pStyle w:val="Compact"/>
         <w:numPr>
           <w:ilvl w:val="0"/>
-          <w:numId w:val="1047"/>
+          <w:numId w:val="1051"/>
         </w:numPr>
       </w:pPr>
       <w:r>
@@ -4920,7 +6883,7 @@
         <w:pStyle w:val="Compact"/>
         <w:numPr>
           <w:ilvl w:val="0"/>
-          <w:numId w:val="1047"/>
+          <w:numId w:val="1051"/>
         </w:numPr>
       </w:pPr>
       <w:r>
@@ -4942,7 +6905,7 @@
         <w:pStyle w:val="Compact"/>
         <w:numPr>
           <w:ilvl w:val="0"/>
-          <w:numId w:val="1047"/>
+          <w:numId w:val="1051"/>
         </w:numPr>
       </w:pPr>
       <w:r>
@@ -4959,8 +6922,8 @@
         <w:t xml:space="preserve">– ภาพรวม</w:t>
       </w:r>
     </w:p>
-    <w:bookmarkEnd w:id="120"/>
-    <w:bookmarkStart w:id="121" w:name="สถานะการจอง"/>
+    <w:bookmarkEnd w:id="131"/>
+    <w:bookmarkStart w:id="132" w:name="สถานะการจอง"/>
     <w:p>
       <w:pPr>
         <w:pStyle w:val="Heading3"/>
@@ -4969,8 +6932,8 @@
         <w:t xml:space="preserve">13.1.4 สถานะการจอง</w:t>
       </w:r>
     </w:p>
-    <w:bookmarkEnd w:id="121"/>
-    <w:bookmarkStart w:id="122" w:name="การมดจำ-deposit"/>
+    <w:bookmarkEnd w:id="132"/>
+    <w:bookmarkStart w:id="133" w:name="การมดจำ-deposit"/>
     <w:p>
       <w:pPr>
         <w:pStyle w:val="Heading3"/>
@@ -4987,9 +6950,9 @@
         <w:t xml:space="preserve">ตั้งค่าให้ลูกค้าวางมัดจำได้ เช่น 100 บาท/คน -&gt; หักจากบิลเมื่อมาใช้บริการจริง</w:t>
       </w:r>
     </w:p>
-    <w:bookmarkEnd w:id="122"/>
-    <w:bookmarkEnd w:id="123"/>
-    <w:bookmarkStart w:id="129" w:name="X8a124b781b29c80a5c459803dd819fff2c6a090"/>
+    <w:bookmarkEnd w:id="133"/>
+    <w:bookmarkEnd w:id="134"/>
+    <w:bookmarkStart w:id="140" w:name="X8a124b781b29c80a5c459803dd819fff2c6a090"/>
     <w:p>
       <w:pPr>
         <w:pStyle w:val="Heading2"/>
@@ -4998,7 +6961,7 @@
         <w:t xml:space="preserve">13.2 การบริหารจัดการห้องพัก (Room Booking) – สำหรับโรงแรม</w:t>
       </w:r>
     </w:p>
-    <w:bookmarkStart w:id="124" w:name="การรบการจองหอง"/>
+    <w:bookmarkStart w:id="135" w:name="การรบการจองหอง"/>
     <w:p>
       <w:pPr>
         <w:pStyle w:val="Heading3"/>
@@ -5020,7 +6983,7 @@
         <w:pStyle w:val="Compact"/>
         <w:numPr>
           <w:ilvl w:val="0"/>
-          <w:numId w:val="1048"/>
+          <w:numId w:val="1052"/>
         </w:numPr>
       </w:pPr>
       <w:r>
@@ -5032,7 +6995,7 @@
         <w:pStyle w:val="Compact"/>
         <w:numPr>
           <w:ilvl w:val="0"/>
-          <w:numId w:val="1048"/>
+          <w:numId w:val="1052"/>
         </w:numPr>
       </w:pPr>
       <w:r>
@@ -5044,7 +7007,7 @@
         <w:pStyle w:val="Compact"/>
         <w:numPr>
           <w:ilvl w:val="0"/>
-          <w:numId w:val="1048"/>
+          <w:numId w:val="1052"/>
         </w:numPr>
       </w:pPr>
       <w:r>
@@ -5056,15 +7019,15 @@
         <w:pStyle w:val="Compact"/>
         <w:numPr>
           <w:ilvl w:val="0"/>
-          <w:numId w:val="1048"/>
+          <w:numId w:val="1052"/>
         </w:numPr>
       </w:pPr>
       <w:r>
         <w:t xml:space="preserve">คำขอพิเศษ (เตียงเสริม, ห้องไม่สูบบุหรี่)</w:t>
       </w:r>
     </w:p>
-    <w:bookmarkEnd w:id="124"/>
-    <w:bookmarkStart w:id="125" w:name="ปฏทนสถานะหอง"/>
+    <w:bookmarkEnd w:id="135"/>
+    <w:bookmarkStart w:id="136" w:name="ปฏทนสถานะหอง"/>
     <w:p>
       <w:pPr>
         <w:pStyle w:val="Heading3"/>
@@ -5081,8 +7044,8 @@
         <w:t xml:space="preserve">แสดงสถานะห้องทั้งหมดในรูปแบบ Grid:</w:t>
       </w:r>
     </w:p>
-    <w:bookmarkEnd w:id="125"/>
-    <w:bookmarkStart w:id="126" w:name="ขนตอน-check-in"/>
+    <w:bookmarkEnd w:id="136"/>
+    <w:bookmarkStart w:id="137" w:name="ขนตอน-check-in"/>
     <w:p>
       <w:pPr>
         <w:pStyle w:val="Heading3"/>
@@ -5096,7 +7059,7 @@
         <w:pStyle w:val="Compact"/>
         <w:numPr>
           <w:ilvl w:val="0"/>
-          <w:numId w:val="1049"/>
+          <w:numId w:val="1053"/>
         </w:numPr>
       </w:pPr>
       <w:r>
@@ -5108,7 +7071,7 @@
         <w:pStyle w:val="Compact"/>
         <w:numPr>
           <w:ilvl w:val="0"/>
-          <w:numId w:val="1049"/>
+          <w:numId w:val="1053"/>
         </w:numPr>
       </w:pPr>
       <w:r>
@@ -5120,7 +7083,7 @@
         <w:pStyle w:val="Compact"/>
         <w:numPr>
           <w:ilvl w:val="0"/>
-          <w:numId w:val="1049"/>
+          <w:numId w:val="1053"/>
         </w:numPr>
       </w:pPr>
       <w:r>
@@ -5132,7 +7095,7 @@
         <w:pStyle w:val="Compact"/>
         <w:numPr>
           <w:ilvl w:val="0"/>
-          <w:numId w:val="1049"/>
+          <w:numId w:val="1053"/>
         </w:numPr>
       </w:pPr>
       <w:r>
@@ -5144,7 +7107,7 @@
         <w:pStyle w:val="Compact"/>
         <w:numPr>
           <w:ilvl w:val="0"/>
-          <w:numId w:val="1049"/>
+          <w:numId w:val="1053"/>
         </w:numPr>
       </w:pPr>
       <w:r>
@@ -5156,7 +7119,7 @@
         <w:pStyle w:val="Compact"/>
         <w:numPr>
           <w:ilvl w:val="0"/>
-          <w:numId w:val="1049"/>
+          <w:numId w:val="1053"/>
         </w:numPr>
       </w:pPr>
       <w:r>
@@ -5169,8 +7132,8 @@
         <w:t xml:space="preserve">“Occupied”</w:t>
       </w:r>
     </w:p>
-    <w:bookmarkEnd w:id="126"/>
-    <w:bookmarkStart w:id="127" w:name="ขนตอน-check-out"/>
+    <w:bookmarkEnd w:id="137"/>
+    <w:bookmarkStart w:id="138" w:name="ขนตอน-check-out"/>
     <w:p>
       <w:pPr>
         <w:pStyle w:val="Heading3"/>
@@ -5184,7 +7147,7 @@
         <w:pStyle w:val="Compact"/>
         <w:numPr>
           <w:ilvl w:val="0"/>
-          <w:numId w:val="1050"/>
+          <w:numId w:val="1054"/>
         </w:numPr>
       </w:pPr>
       <w:r>
@@ -5196,7 +7159,7 @@
         <w:pStyle w:val="Compact"/>
         <w:numPr>
           <w:ilvl w:val="0"/>
-          <w:numId w:val="1050"/>
+          <w:numId w:val="1054"/>
         </w:numPr>
       </w:pPr>
       <w:r>
@@ -5208,7 +7171,7 @@
         <w:pStyle w:val="Compact"/>
         <w:numPr>
           <w:ilvl w:val="0"/>
-          <w:numId w:val="1050"/>
+          <w:numId w:val="1054"/>
         </w:numPr>
       </w:pPr>
       <w:r>
@@ -5220,7 +7183,7 @@
         <w:pStyle w:val="Compact"/>
         <w:numPr>
           <w:ilvl w:val="0"/>
-          <w:numId w:val="1050"/>
+          <w:numId w:val="1054"/>
         </w:numPr>
       </w:pPr>
       <w:r>
@@ -5232,7 +7195,7 @@
         <w:pStyle w:val="Compact"/>
         <w:numPr>
           <w:ilvl w:val="0"/>
-          <w:numId w:val="1050"/>
+          <w:numId w:val="1054"/>
         </w:numPr>
       </w:pPr>
       <w:r>
@@ -5250,7 +7213,7 @@
         <w:pStyle w:val="Compact"/>
         <w:numPr>
           <w:ilvl w:val="0"/>
-          <w:numId w:val="1050"/>
+          <w:numId w:val="1054"/>
         </w:numPr>
       </w:pPr>
       <w:r>
@@ -5263,8 +7226,8 @@
         <w:t xml:space="preserve">“Available”</w:t>
       </w:r>
     </w:p>
-    <w:bookmarkEnd w:id="127"/>
-    <w:bookmarkStart w:id="128" w:name="ota-channel-manager"/>
+    <w:bookmarkEnd w:id="138"/>
+    <w:bookmarkStart w:id="139" w:name="ota-channel-manager"/>
     <w:p>
       <w:pPr>
         <w:pStyle w:val="Heading3"/>
@@ -5286,7 +7249,7 @@
         <w:pStyle w:val="Compact"/>
         <w:numPr>
           <w:ilvl w:val="0"/>
-          <w:numId w:val="1051"/>
+          <w:numId w:val="1055"/>
         </w:numPr>
       </w:pPr>
       <w:r>
@@ -5298,7 +7261,7 @@
         <w:pStyle w:val="Compact"/>
         <w:numPr>
           <w:ilvl w:val="0"/>
-          <w:numId w:val="1051"/>
+          <w:numId w:val="1055"/>
         </w:numPr>
       </w:pPr>
       <w:r>
@@ -5310,17 +7273,17 @@
         <w:pStyle w:val="Compact"/>
         <w:numPr>
           <w:ilvl w:val="0"/>
-          <w:numId w:val="1051"/>
+          <w:numId w:val="1055"/>
         </w:numPr>
       </w:pPr>
       <w:r>
         <w:t xml:space="preserve">รวบรวมการจองทุกช่องทางในที่เดียว</w:t>
       </w:r>
     </w:p>
-    <w:bookmarkEnd w:id="128"/>
-    <w:bookmarkEnd w:id="129"/>
-    <w:bookmarkEnd w:id="130"/>
-    <w:bookmarkStart w:id="137" w:name="บทท-14-การแชตกบลกคา-chat-system"/>
+    <w:bookmarkEnd w:id="139"/>
+    <w:bookmarkEnd w:id="140"/>
+    <w:bookmarkEnd w:id="141"/>
+    <w:bookmarkStart w:id="148" w:name="บทท-14-การแชตกบลกคา-chat-system"/>
     <w:p>
       <w:pPr>
         <w:pStyle w:val="Heading1"/>
@@ -5337,7 +7300,7 @@
         <w:t xml:space="preserve">ระบบแชตเป็นช่องทางสื่อสารโดยตรงที่ช่วยสร้างความสัมพันธ์ที่ดีระหว่างร้านค้าและลูกค้า</w:t>
       </w:r>
     </w:p>
-    <w:bookmarkStart w:id="131" w:name="องคประกอบของหนาแชต"/>
+    <w:bookmarkStart w:id="142" w:name="องคประกอบของหนาแชต"/>
     <w:p>
       <w:pPr>
         <w:pStyle w:val="Heading2"/>
@@ -5351,7 +7314,7 @@
         <w:pStyle w:val="Compact"/>
         <w:numPr>
           <w:ilvl w:val="0"/>
-          <w:numId w:val="1052"/>
+          <w:numId w:val="1056"/>
         </w:numPr>
       </w:pPr>
       <w:r>
@@ -5373,7 +7336,7 @@
         <w:pStyle w:val="Compact"/>
         <w:numPr>
           <w:ilvl w:val="0"/>
-          <w:numId w:val="1052"/>
+          <w:numId w:val="1056"/>
         </w:numPr>
       </w:pPr>
       <w:r>
@@ -5395,7 +7358,7 @@
         <w:pStyle w:val="Compact"/>
         <w:numPr>
           <w:ilvl w:val="0"/>
-          <w:numId w:val="1052"/>
+          <w:numId w:val="1056"/>
         </w:numPr>
       </w:pPr>
       <w:r>
@@ -5417,7 +7380,7 @@
         <w:pStyle w:val="Compact"/>
         <w:numPr>
           <w:ilvl w:val="0"/>
-          <w:numId w:val="1052"/>
+          <w:numId w:val="1056"/>
         </w:numPr>
       </w:pPr>
       <w:r>
@@ -5434,8 +7397,8 @@
         <w:t xml:space="preserve">ส่งรูป, ส่งตำแหน่ง, ข้อความสำเร็จรูป</w:t>
       </w:r>
     </w:p>
-    <w:bookmarkEnd w:id="131"/>
-    <w:bookmarkStart w:id="132" w:name="ประเภทขอความ"/>
+    <w:bookmarkEnd w:id="142"/>
+    <w:bookmarkStart w:id="143" w:name="ประเภทขอความ"/>
     <w:p>
       <w:pPr>
         <w:pStyle w:val="Heading2"/>
@@ -5444,8 +7407,8 @@
         <w:t xml:space="preserve">14.2 ประเภทข้อความ</w:t>
       </w:r>
     </w:p>
-    <w:bookmarkEnd w:id="132"/>
-    <w:bookmarkStart w:id="133" w:name="ขอความสำเรจรป-quick-replies"/>
+    <w:bookmarkEnd w:id="143"/>
+    <w:bookmarkStart w:id="144" w:name="ขอความสำเรจรป-quick-replies"/>
     <w:p>
       <w:pPr>
         <w:pStyle w:val="Heading2"/>
@@ -5467,7 +7430,7 @@
         <w:pStyle w:val="Compact"/>
         <w:numPr>
           <w:ilvl w:val="0"/>
-          <w:numId w:val="1053"/>
+          <w:numId w:val="1057"/>
         </w:numPr>
       </w:pPr>
       <w:r>
@@ -5479,7 +7442,7 @@
         <w:pStyle w:val="Compact"/>
         <w:numPr>
           <w:ilvl w:val="0"/>
-          <w:numId w:val="1053"/>
+          <w:numId w:val="1057"/>
         </w:numPr>
       </w:pPr>
       <w:r>
@@ -5491,7 +7454,7 @@
         <w:pStyle w:val="Compact"/>
         <w:numPr>
           <w:ilvl w:val="0"/>
-          <w:numId w:val="1053"/>
+          <w:numId w:val="1057"/>
         </w:numPr>
       </w:pPr>
       <w:r>
@@ -5503,15 +7466,15 @@
         <w:pStyle w:val="Compact"/>
         <w:numPr>
           <w:ilvl w:val="0"/>
-          <w:numId w:val="1053"/>
+          <w:numId w:val="1057"/>
         </w:numPr>
       </w:pPr>
       <w:r>
         <w:t xml:space="preserve">“วันนี้ร้านปิด 22:00 น.”</w:t>
       </w:r>
     </w:p>
-    <w:bookmarkEnd w:id="133"/>
-    <w:bookmarkStart w:id="134" w:name="ระบบแจงเตอน-notifications"/>
+    <w:bookmarkEnd w:id="144"/>
+    <w:bookmarkStart w:id="145" w:name="ระบบแจงเตอน-notifications"/>
     <w:p>
       <w:pPr>
         <w:pStyle w:val="Heading2"/>
@@ -5525,7 +7488,7 @@
         <w:pStyle w:val="Compact"/>
         <w:numPr>
           <w:ilvl w:val="0"/>
-          <w:numId w:val="1054"/>
+          <w:numId w:val="1058"/>
         </w:numPr>
       </w:pPr>
       <w:r>
@@ -5537,7 +7500,7 @@
         <w:pStyle w:val="Compact"/>
         <w:numPr>
           <w:ilvl w:val="0"/>
-          <w:numId w:val="1054"/>
+          <w:numId w:val="1058"/>
         </w:numPr>
       </w:pPr>
       <w:r>
@@ -5549,15 +7512,15 @@
         <w:pStyle w:val="Compact"/>
         <w:numPr>
           <w:ilvl w:val="0"/>
-          <w:numId w:val="1054"/>
+          <w:numId w:val="1058"/>
         </w:numPr>
       </w:pPr>
       <w:r>
         <w:t xml:space="preserve">อีเมลสรุป -&gt; กรณีไม่ออนไลน์เกิน 1 ชั่วโมง</w:t>
       </w:r>
     </w:p>
-    <w:bookmarkEnd w:id="134"/>
-    <w:bookmarkStart w:id="135" w:name="การจดการแชตเกา"/>
+    <w:bookmarkEnd w:id="145"/>
+    <w:bookmarkStart w:id="146" w:name="การจดการแชตเกา"/>
     <w:p>
       <w:pPr>
         <w:pStyle w:val="Heading2"/>
@@ -5571,7 +7534,7 @@
         <w:pStyle w:val="Compact"/>
         <w:numPr>
           <w:ilvl w:val="0"/>
-          <w:numId w:val="1055"/>
+          <w:numId w:val="1059"/>
         </w:numPr>
       </w:pPr>
       <w:r>
@@ -5583,7 +7546,7 @@
         <w:pStyle w:val="Compact"/>
         <w:numPr>
           <w:ilvl w:val="0"/>
-          <w:numId w:val="1055"/>
+          <w:numId w:val="1059"/>
         </w:numPr>
       </w:pPr>
       <w:r>
@@ -5595,15 +7558,15 @@
         <w:pStyle w:val="Compact"/>
         <w:numPr>
           <w:ilvl w:val="0"/>
-          <w:numId w:val="1055"/>
+          <w:numId w:val="1059"/>
         </w:numPr>
       </w:pPr>
       <w:r>
         <w:t xml:space="preserve">Export: ดาวน์โหลดประวัติแชตเป็น PDF</w:t>
       </w:r>
     </w:p>
-    <w:bookmarkEnd w:id="135"/>
-    <w:bookmarkStart w:id="136" w:name="การรายงานพฤตกรรมทไมเหมาะสม"/>
+    <w:bookmarkEnd w:id="146"/>
+    <w:bookmarkStart w:id="147" w:name="การรายงานพฤตกรรมทไมเหมาะสม"/>
     <w:p>
       <w:pPr>
         <w:pStyle w:val="Heading2"/>
@@ -5636,9 +7599,9 @@
         <w:t xml:space="preserve">ทีมงานจะตรวจสอบและดำเนินการ</w:t>
       </w:r>
     </w:p>
-    <w:bookmarkEnd w:id="136"/>
-    <w:bookmarkEnd w:id="137"/>
-    <w:bookmarkStart w:id="147" w:name="Xcc9dab38c2d3f7f68474a47e5973aa4290df46f"/>
+    <w:bookmarkEnd w:id="147"/>
+    <w:bookmarkEnd w:id="148"/>
+    <w:bookmarkStart w:id="158" w:name="Xcc9dab38c2d3f7f68474a47e5973aa4290df46f"/>
     <w:p>
       <w:pPr>
         <w:pStyle w:val="Heading1"/>
@@ -5655,7 +7618,7 @@
         <w:t xml:space="preserve">ระบบ TOKO รองรับการจัดงานอีเวนต์ขนาดใหญ่ เช่น คอนเสิร์ต งานแสดงสินค้า งานเทศกาล</w:t>
       </w:r>
     </w:p>
-    <w:bookmarkStart w:id="138" w:name="การสรางอเวนต"/>
+    <w:bookmarkStart w:id="149" w:name="การสรางอเวนต"/>
     <w:p>
       <w:pPr>
         <w:pStyle w:val="Heading2"/>
@@ -5664,8 +7627,8 @@
         <w:t xml:space="preserve">15.1 การสร้างอีเวนต์</w:t>
       </w:r>
     </w:p>
-    <w:bookmarkEnd w:id="138"/>
-    <w:bookmarkStart w:id="142" w:name="การจดการบตร-ticket-management"/>
+    <w:bookmarkEnd w:id="149"/>
+    <w:bookmarkStart w:id="153" w:name="การจดการบตร-ticket-management"/>
     <w:p>
       <w:pPr>
         <w:pStyle w:val="Heading2"/>
@@ -5674,7 +7637,7 @@
         <w:t xml:space="preserve">15.2 การจัดการบัตร (Ticket Management)</w:t>
       </w:r>
     </w:p>
-    <w:bookmarkStart w:id="139" w:name="ประเภทบตร"/>
+    <w:bookmarkStart w:id="150" w:name="ประเภทบตร"/>
     <w:p>
       <w:pPr>
         <w:pStyle w:val="Heading3"/>
@@ -5688,7 +7651,7 @@
         <w:pStyle w:val="Compact"/>
         <w:numPr>
           <w:ilvl w:val="0"/>
-          <w:numId w:val="1056"/>
+          <w:numId w:val="1060"/>
         </w:numPr>
       </w:pPr>
       <w:r>
@@ -5710,7 +7673,7 @@
         <w:pStyle w:val="Compact"/>
         <w:numPr>
           <w:ilvl w:val="0"/>
-          <w:numId w:val="1056"/>
+          <w:numId w:val="1060"/>
         </w:numPr>
       </w:pPr>
       <w:r>
@@ -5732,7 +7695,7 @@
         <w:pStyle w:val="Compact"/>
         <w:numPr>
           <w:ilvl w:val="0"/>
-          <w:numId w:val="1056"/>
+          <w:numId w:val="1060"/>
         </w:numPr>
       </w:pPr>
       <w:r>
@@ -5754,7 +7717,7 @@
         <w:pStyle w:val="Compact"/>
         <w:numPr>
           <w:ilvl w:val="0"/>
-          <w:numId w:val="1056"/>
+          <w:numId w:val="1060"/>
         </w:numPr>
       </w:pPr>
       <w:r>
@@ -5776,7 +7739,7 @@
         <w:pStyle w:val="Compact"/>
         <w:numPr>
           <w:ilvl w:val="0"/>
-          <w:numId w:val="1056"/>
+          <w:numId w:val="1060"/>
         </w:numPr>
       </w:pPr>
       <w:r>
@@ -5793,8 +7756,8 @@
         <w:t xml:space="preserve">– ราคาพิเศษช่วงแรก</w:t>
       </w:r>
     </w:p>
-    <w:bookmarkEnd w:id="139"/>
-    <w:bookmarkStart w:id="140" w:name="การกำหนดผงทนง-seat-map"/>
+    <w:bookmarkEnd w:id="150"/>
+    <w:bookmarkStart w:id="151" w:name="การกำหนดผงทนง-seat-map"/>
     <w:p>
       <w:pPr>
         <w:pStyle w:val="Heading3"/>
@@ -5811,8 +7774,8 @@
         <w:t xml:space="preserve">อัปโหลดรูปผังที่นั่ง + กำหนด Zone และจำนวนที่นั่งต่อโซน</w:t>
       </w:r>
     </w:p>
-    <w:bookmarkEnd w:id="140"/>
-    <w:bookmarkStart w:id="141" w:name="การกำหนดราคาและจำนวน"/>
+    <w:bookmarkEnd w:id="151"/>
+    <w:bookmarkStart w:id="152" w:name="การกำหนดราคาและจำนวน"/>
     <w:p>
       <w:pPr>
         <w:pStyle w:val="Heading3"/>
@@ -5826,7 +7789,7 @@
         <w:pStyle w:val="Compact"/>
         <w:numPr>
           <w:ilvl w:val="0"/>
-          <w:numId w:val="1057"/>
+          <w:numId w:val="1061"/>
         </w:numPr>
       </w:pPr>
       <w:r>
@@ -5838,7 +7801,7 @@
         <w:pStyle w:val="Compact"/>
         <w:numPr>
           <w:ilvl w:val="0"/>
-          <w:numId w:val="1057"/>
+          <w:numId w:val="1061"/>
         </w:numPr>
       </w:pPr>
       <w:r>
@@ -5850,7 +7813,7 @@
         <w:pStyle w:val="Compact"/>
         <w:numPr>
           <w:ilvl w:val="0"/>
-          <w:numId w:val="1057"/>
+          <w:numId w:val="1061"/>
         </w:numPr>
       </w:pPr>
       <w:r>
@@ -5862,410 +7825,410 @@
         <w:pStyle w:val="Compact"/>
         <w:numPr>
           <w:ilvl w:val="0"/>
-          <w:numId w:val="1057"/>
+          <w:numId w:val="1061"/>
         </w:numPr>
       </w:pPr>
       <w:r>
         <w:t xml:space="preserve">ช่วงเวลาเปิดขาย</w:t>
-      </w:r>
-    </w:p>
-    <w:bookmarkEnd w:id="141"/>
-    <w:bookmarkEnd w:id="142"/>
-    <w:bookmarkStart w:id="145" w:name="ระบบ-qr-ticket-และการเชคอน"/>
-    <w:p>
-      <w:pPr>
-        <w:pStyle w:val="Heading2"/>
-      </w:pPr>
-      <w:r>
-        <w:t xml:space="preserve">15.3 ระบบ QR Ticket และการเช็คอิน</w:t>
-      </w:r>
-    </w:p>
-    <w:bookmarkStart w:id="143" w:name="การออกบตร-qr"/>
-    <w:p>
-      <w:pPr>
-        <w:pStyle w:val="Heading3"/>
-      </w:pPr>
-      <w:r>
-        <w:t xml:space="preserve">15.3.1 การออกบัตร QR</w:t>
-      </w:r>
-    </w:p>
-    <w:p>
-      <w:pPr>
-        <w:pStyle w:val="Compact"/>
-        <w:numPr>
-          <w:ilvl w:val="0"/>
-          <w:numId w:val="1058"/>
-        </w:numPr>
-      </w:pPr>
-      <w:r>
-        <w:t xml:space="preserve">ลูกค้าซื้อบัตร -&gt; ระบบสร้าง QR Code</w:t>
-      </w:r>
-    </w:p>
-    <w:p>
-      <w:pPr>
-        <w:pStyle w:val="Compact"/>
-        <w:numPr>
-          <w:ilvl w:val="0"/>
-          <w:numId w:val="1058"/>
-        </w:numPr>
-      </w:pPr>
-      <w:r>
-        <w:t xml:space="preserve">ส่งเข้า TOKO Customer App + อีเมล</w:t>
-      </w:r>
-    </w:p>
-    <w:p>
-      <w:pPr>
-        <w:pStyle w:val="Compact"/>
-        <w:numPr>
-          <w:ilvl w:val="0"/>
-          <w:numId w:val="1058"/>
-        </w:numPr>
-      </w:pPr>
-      <w:r>
-        <w:t xml:space="preserve">บัตรแต่ละใบมี QR ไม่ซ้ำกัน</w:t>
-      </w:r>
-    </w:p>
-    <w:bookmarkEnd w:id="143"/>
-    <w:bookmarkStart w:id="144" w:name="การสแกนเขางาน"/>
-    <w:p>
-      <w:pPr>
-        <w:pStyle w:val="Heading3"/>
-      </w:pPr>
-      <w:r>
-        <w:t xml:space="preserve">15.3.2 การสแกนเข้างาน</w:t>
-      </w:r>
-    </w:p>
-    <w:p>
-      <w:pPr>
-        <w:pStyle w:val="Compact"/>
-        <w:numPr>
-          <w:ilvl w:val="0"/>
-          <w:numId w:val="1059"/>
-        </w:numPr>
-      </w:pPr>
-      <w:r>
-        <w:t xml:space="preserve">เจ้าหน้าที่ใช้แอป TOKO Scanner</w:t>
-      </w:r>
-    </w:p>
-    <w:p>
-      <w:pPr>
-        <w:pStyle w:val="Compact"/>
-        <w:numPr>
-          <w:ilvl w:val="0"/>
-          <w:numId w:val="1059"/>
-        </w:numPr>
-      </w:pPr>
-      <w:r>
-        <w:t xml:space="preserve">สแกน QR Code -&gt; ระบบตรวจสอบ:</w:t>
-      </w:r>
-    </w:p>
-    <w:p>
-      <w:pPr>
-        <w:pStyle w:val="Compact"/>
-        <w:numPr>
-          <w:ilvl w:val="1"/>
-          <w:numId w:val="1060"/>
-        </w:numPr>
-      </w:pPr>
-      <w:r>
-        <w:t xml:space="preserve">บัตรแท้?</w:t>
-      </w:r>
-    </w:p>
-    <w:p>
-      <w:pPr>
-        <w:pStyle w:val="Compact"/>
-        <w:numPr>
-          <w:ilvl w:val="1"/>
-          <w:numId w:val="1060"/>
-        </w:numPr>
-      </w:pPr>
-      <w:r>
-        <w:t xml:space="preserve">ยังไม่เคยใช้?</w:t>
-      </w:r>
-    </w:p>
-    <w:p>
-      <w:pPr>
-        <w:pStyle w:val="Compact"/>
-        <w:numPr>
-          <w:ilvl w:val="1"/>
-          <w:numId w:val="1060"/>
-        </w:numPr>
-      </w:pPr>
-      <w:r>
-        <w:t xml:space="preserve">ตรงโซน?</w:t>
-      </w:r>
-    </w:p>
-    <w:p>
-      <w:pPr>
-        <w:pStyle w:val="Compact"/>
-        <w:numPr>
-          <w:ilvl w:val="0"/>
-          <w:numId w:val="1059"/>
-        </w:numPr>
-      </w:pPr>
-      <w:r>
-        <w:t xml:space="preserve">ผ่าน -&gt; เสียง Beep เขียว</w:t>
-      </w:r>
-    </w:p>
-    <w:p>
-      <w:pPr>
-        <w:pStyle w:val="Compact"/>
-        <w:numPr>
-          <w:ilvl w:val="0"/>
-          <w:numId w:val="1059"/>
-        </w:numPr>
-      </w:pPr>
-      <w:r>
-        <w:t xml:space="preserve">ไม่ผ่าน -&gt; เสียง Buzz แดง + เหตุผล</w:t>
-      </w:r>
-    </w:p>
-    <w:bookmarkEnd w:id="144"/>
-    <w:bookmarkEnd w:id="145"/>
-    <w:bookmarkStart w:id="146" w:name="รายงานอเวนต"/>
-    <w:p>
-      <w:pPr>
-        <w:pStyle w:val="Heading2"/>
-      </w:pPr>
-      <w:r>
-        <w:t xml:space="preserve">15.4 รายงานอีเวนต์</w:t>
-      </w:r>
-    </w:p>
-    <w:p>
-      <w:pPr>
-        <w:pStyle w:val="Compact"/>
-        <w:numPr>
-          <w:ilvl w:val="0"/>
-          <w:numId w:val="1061"/>
-        </w:numPr>
-      </w:pPr>
-      <w:r>
-        <w:t xml:space="preserve">จำนวนบัตรที่ขายไปแยกตามประเภท</w:t>
-      </w:r>
-    </w:p>
-    <w:p>
-      <w:pPr>
-        <w:pStyle w:val="Compact"/>
-        <w:numPr>
-          <w:ilvl w:val="0"/>
-          <w:numId w:val="1061"/>
-        </w:numPr>
-      </w:pPr>
-      <w:r>
-        <w:t xml:space="preserve">ยอดรายได้รวม + หัก Commission</w:t>
-      </w:r>
-    </w:p>
-    <w:p>
-      <w:pPr>
-        <w:pStyle w:val="Compact"/>
-        <w:numPr>
-          <w:ilvl w:val="0"/>
-          <w:numId w:val="1061"/>
-        </w:numPr>
-      </w:pPr>
-      <w:r>
-        <w:t xml:space="preserve">จำนวนผู้เข้างานจริง (Check-in Rate)</w:t>
-      </w:r>
-    </w:p>
-    <w:p>
-      <w:pPr>
-        <w:pStyle w:val="Compact"/>
-        <w:numPr>
-          <w:ilvl w:val="0"/>
-          <w:numId w:val="1061"/>
-        </w:numPr>
-      </w:pPr>
-      <w:r>
-        <w:t xml:space="preserve">กราฟแสดง Peak Hours การเข้างาน</w:t>
-      </w:r>
-    </w:p>
-    <w:bookmarkEnd w:id="146"/>
-    <w:bookmarkEnd w:id="147"/>
-    <w:bookmarkStart w:id="153" w:name="บทท-16-การรบสมครงาน-job-application"/>
-    <w:p>
-      <w:pPr>
-        <w:pStyle w:val="Heading1"/>
-      </w:pPr>
-      <w:r>
-        <w:t xml:space="preserve">บทที่ 16: การรับสมัครงาน (Job Application)</w:t>
-      </w:r>
-    </w:p>
-    <w:p>
-      <w:pPr>
-        <w:pStyle w:val="FirstParagraph"/>
-      </w:pPr>
-      <w:r>
-        <w:t xml:space="preserve">ฟีเจอร์ประกาศรับสมัครงานช่วยให้ร้านค้าหาพนักงานเพิ่มได้สะดวก ลูกค้าและผู้ใช้งานทั่วไปในระบบ TOKO สามารถสมัครงานได้โดยตรง</w:t>
-      </w:r>
-    </w:p>
-    <w:bookmarkStart w:id="148" w:name="การสรางประกาศรบสมคร"/>
-    <w:p>
-      <w:pPr>
-        <w:pStyle w:val="Heading2"/>
-      </w:pPr>
-      <w:r>
-        <w:t xml:space="preserve">16.1 การสร้างประกาศรับสมัคร</w:t>
-      </w:r>
-    </w:p>
-    <w:bookmarkEnd w:id="148"/>
-    <w:bookmarkStart w:id="150" w:name="การจดการใบสมคร"/>
-    <w:p>
-      <w:pPr>
-        <w:pStyle w:val="Heading2"/>
-      </w:pPr>
-      <w:r>
-        <w:t xml:space="preserve">16.2 การจัดการใบสมัคร</w:t>
-      </w:r>
-    </w:p>
-    <w:p>
-      <w:pPr>
-        <w:pStyle w:val="FirstParagraph"/>
-      </w:pPr>
-      <w:r>
-        <w:t xml:space="preserve">เมื่อมีผู้สมัคร ระบบจะแจ้งเตือนพร้อมแสดงข้อมูล:</w:t>
-      </w:r>
-    </w:p>
-    <w:p>
-      <w:pPr>
-        <w:pStyle w:val="Compact"/>
-        <w:numPr>
-          <w:ilvl w:val="0"/>
-          <w:numId w:val="1062"/>
-        </w:numPr>
-      </w:pPr>
-      <w:r>
-        <w:t xml:space="preserve">ชื่อผู้สมัคร + รูปโปรไฟล์</w:t>
-      </w:r>
-    </w:p>
-    <w:p>
-      <w:pPr>
-        <w:pStyle w:val="Compact"/>
-        <w:numPr>
-          <w:ilvl w:val="0"/>
-          <w:numId w:val="1062"/>
-        </w:numPr>
-      </w:pPr>
-      <w:r>
-        <w:t xml:space="preserve">อายุ / ที่อยู่</w:t>
-      </w:r>
-    </w:p>
-    <w:p>
-      <w:pPr>
-        <w:pStyle w:val="Compact"/>
-        <w:numPr>
-          <w:ilvl w:val="0"/>
-          <w:numId w:val="1062"/>
-        </w:numPr>
-      </w:pPr>
-      <w:r>
-        <w:t xml:space="preserve">ประวัติการทำงาน (Resume)</w:t>
-      </w:r>
-    </w:p>
-    <w:p>
-      <w:pPr>
-        <w:pStyle w:val="Compact"/>
-        <w:numPr>
-          <w:ilvl w:val="0"/>
-          <w:numId w:val="1062"/>
-        </w:numPr>
-      </w:pPr>
-      <w:r>
-        <w:t xml:space="preserve">จดหมายแนะนำตัว (Cover Letter)</w:t>
-      </w:r>
-    </w:p>
-    <w:p>
-      <w:pPr>
-        <w:pStyle w:val="Compact"/>
-        <w:numPr>
-          <w:ilvl w:val="0"/>
-          <w:numId w:val="1062"/>
-        </w:numPr>
-      </w:pPr>
-      <w:r>
-        <w:t xml:space="preserve">เอกสารแนบ (PDF)</w:t>
-      </w:r>
-    </w:p>
-    <w:bookmarkStart w:id="149" w:name="สถานะใบสมคร"/>
-    <w:p>
-      <w:pPr>
-        <w:pStyle w:val="Heading3"/>
-      </w:pPr>
-      <w:r>
-        <w:t xml:space="preserve">16.2.1 สถานะใบสมัคร</w:t>
-      </w:r>
-    </w:p>
-    <w:bookmarkEnd w:id="149"/>
-    <w:bookmarkEnd w:id="150"/>
-    <w:bookmarkStart w:id="151" w:name="การนดสมภาษณ"/>
-    <w:p>
-      <w:pPr>
-        <w:pStyle w:val="Heading2"/>
-      </w:pPr>
-      <w:r>
-        <w:t xml:space="preserve">16.3 การนัดสัมภาษณ์</w:t>
-      </w:r>
-    </w:p>
-    <w:p>
-      <w:pPr>
-        <w:pStyle w:val="Compact"/>
-        <w:numPr>
-          <w:ilvl w:val="0"/>
-          <w:numId w:val="1063"/>
-        </w:numPr>
-      </w:pPr>
-      <w:r>
-        <w:t xml:space="preserve">ส่งคำเชิญผ่านระบบ (วันเวลา + สถานที่)</w:t>
-      </w:r>
-    </w:p>
-    <w:p>
-      <w:pPr>
-        <w:pStyle w:val="Compact"/>
-        <w:numPr>
-          <w:ilvl w:val="0"/>
-          <w:numId w:val="1063"/>
-        </w:numPr>
-      </w:pPr>
-      <w:r>
-        <w:t xml:space="preserve">ผู้สมัครยืนยัน/ขอเปลี่ยนแปลงผ่านแอป</w:t>
-      </w:r>
-    </w:p>
-    <w:p>
-      <w:pPr>
-        <w:pStyle w:val="Compact"/>
-        <w:numPr>
-          <w:ilvl w:val="0"/>
-          <w:numId w:val="1063"/>
-        </w:numPr>
-      </w:pPr>
-      <w:r>
-        <w:t xml:space="preserve">ระบบเตือนล่วงหน้าทั้งสองฝ่าย</w:t>
-      </w:r>
-    </w:p>
-    <w:bookmarkEnd w:id="151"/>
-    <w:bookmarkStart w:id="152" w:name="การปดประกาศ"/>
-    <w:p>
-      <w:pPr>
-        <w:pStyle w:val="Heading2"/>
-      </w:pPr>
-      <w:r>
-        <w:t xml:space="preserve">16.4 การปิดประกาศ</w:t>
-      </w:r>
-    </w:p>
-    <w:p>
-      <w:pPr>
-        <w:pStyle w:val="FirstParagraph"/>
-      </w:pPr>
-      <w:r>
-        <w:t xml:space="preserve">เมื่อรับพนักงานครบหรือพ้นช่วงเวลา ระบบจะปิดประกาศอัตโนมัติ พร้อมแจ้งผู้สมัครที่ยังไม่ได้รับการคัดเลือก</w:t>
       </w:r>
     </w:p>
     <w:bookmarkEnd w:id="152"/>
     <w:bookmarkEnd w:id="153"/>
-    <w:bookmarkStart w:id="154" w:name="ภาคผนวก-a-คำถามทพบบอย-faq"/>
+    <w:bookmarkStart w:id="156" w:name="ระบบ-qr-ticket-และการเชคอน"/>
+    <w:p>
+      <w:pPr>
+        <w:pStyle w:val="Heading2"/>
+      </w:pPr>
+      <w:r>
+        <w:t xml:space="preserve">15.3 ระบบ QR Ticket และการเช็คอิน</w:t>
+      </w:r>
+    </w:p>
+    <w:bookmarkStart w:id="154" w:name="การออกบตร-qr"/>
+    <w:p>
+      <w:pPr>
+        <w:pStyle w:val="Heading3"/>
+      </w:pPr>
+      <w:r>
+        <w:t xml:space="preserve">15.3.1 การออกบัตร QR</w:t>
+      </w:r>
+    </w:p>
+    <w:p>
+      <w:pPr>
+        <w:pStyle w:val="Compact"/>
+        <w:numPr>
+          <w:ilvl w:val="0"/>
+          <w:numId w:val="1062"/>
+        </w:numPr>
+      </w:pPr>
+      <w:r>
+        <w:t xml:space="preserve">ลูกค้าซื้อบัตร -&gt; ระบบสร้าง QR Code</w:t>
+      </w:r>
+    </w:p>
+    <w:p>
+      <w:pPr>
+        <w:pStyle w:val="Compact"/>
+        <w:numPr>
+          <w:ilvl w:val="0"/>
+          <w:numId w:val="1062"/>
+        </w:numPr>
+      </w:pPr>
+      <w:r>
+        <w:t xml:space="preserve">ส่งเข้า TOKO Customer App + อีเมล</w:t>
+      </w:r>
+    </w:p>
+    <w:p>
+      <w:pPr>
+        <w:pStyle w:val="Compact"/>
+        <w:numPr>
+          <w:ilvl w:val="0"/>
+          <w:numId w:val="1062"/>
+        </w:numPr>
+      </w:pPr>
+      <w:r>
+        <w:t xml:space="preserve">บัตรแต่ละใบมี QR ไม่ซ้ำกัน</w:t>
+      </w:r>
+    </w:p>
+    <w:bookmarkEnd w:id="154"/>
+    <w:bookmarkStart w:id="155" w:name="การสแกนเขางาน"/>
+    <w:p>
+      <w:pPr>
+        <w:pStyle w:val="Heading3"/>
+      </w:pPr>
+      <w:r>
+        <w:t xml:space="preserve">15.3.2 การสแกนเข้างาน</w:t>
+      </w:r>
+    </w:p>
+    <w:p>
+      <w:pPr>
+        <w:pStyle w:val="Compact"/>
+        <w:numPr>
+          <w:ilvl w:val="0"/>
+          <w:numId w:val="1063"/>
+        </w:numPr>
+      </w:pPr>
+      <w:r>
+        <w:t xml:space="preserve">เจ้าหน้าที่ใช้แอป TOKO Scanner</w:t>
+      </w:r>
+    </w:p>
+    <w:p>
+      <w:pPr>
+        <w:pStyle w:val="Compact"/>
+        <w:numPr>
+          <w:ilvl w:val="0"/>
+          <w:numId w:val="1063"/>
+        </w:numPr>
+      </w:pPr>
+      <w:r>
+        <w:t xml:space="preserve">สแกน QR Code -&gt; ระบบตรวจสอบ:</w:t>
+      </w:r>
+    </w:p>
+    <w:p>
+      <w:pPr>
+        <w:pStyle w:val="Compact"/>
+        <w:numPr>
+          <w:ilvl w:val="1"/>
+          <w:numId w:val="1064"/>
+        </w:numPr>
+      </w:pPr>
+      <w:r>
+        <w:t xml:space="preserve">บัตรแท้?</w:t>
+      </w:r>
+    </w:p>
+    <w:p>
+      <w:pPr>
+        <w:pStyle w:val="Compact"/>
+        <w:numPr>
+          <w:ilvl w:val="1"/>
+          <w:numId w:val="1064"/>
+        </w:numPr>
+      </w:pPr>
+      <w:r>
+        <w:t xml:space="preserve">ยังไม่เคยใช้?</w:t>
+      </w:r>
+    </w:p>
+    <w:p>
+      <w:pPr>
+        <w:pStyle w:val="Compact"/>
+        <w:numPr>
+          <w:ilvl w:val="1"/>
+          <w:numId w:val="1064"/>
+        </w:numPr>
+      </w:pPr>
+      <w:r>
+        <w:t xml:space="preserve">ตรงโซน?</w:t>
+      </w:r>
+    </w:p>
+    <w:p>
+      <w:pPr>
+        <w:pStyle w:val="Compact"/>
+        <w:numPr>
+          <w:ilvl w:val="0"/>
+          <w:numId w:val="1063"/>
+        </w:numPr>
+      </w:pPr>
+      <w:r>
+        <w:t xml:space="preserve">ผ่าน -&gt; เสียง Beep เขียว</w:t>
+      </w:r>
+    </w:p>
+    <w:p>
+      <w:pPr>
+        <w:pStyle w:val="Compact"/>
+        <w:numPr>
+          <w:ilvl w:val="0"/>
+          <w:numId w:val="1063"/>
+        </w:numPr>
+      </w:pPr>
+      <w:r>
+        <w:t xml:space="preserve">ไม่ผ่าน -&gt; เสียง Buzz แดง + เหตุผล</w:t>
+      </w:r>
+    </w:p>
+    <w:bookmarkEnd w:id="155"/>
+    <w:bookmarkEnd w:id="156"/>
+    <w:bookmarkStart w:id="157" w:name="รายงานอเวนต"/>
+    <w:p>
+      <w:pPr>
+        <w:pStyle w:val="Heading2"/>
+      </w:pPr>
+      <w:r>
+        <w:t xml:space="preserve">15.4 รายงานอีเวนต์</w:t>
+      </w:r>
+    </w:p>
+    <w:p>
+      <w:pPr>
+        <w:pStyle w:val="Compact"/>
+        <w:numPr>
+          <w:ilvl w:val="0"/>
+          <w:numId w:val="1065"/>
+        </w:numPr>
+      </w:pPr>
+      <w:r>
+        <w:t xml:space="preserve">จำนวนบัตรที่ขายไปแยกตามประเภท</w:t>
+      </w:r>
+    </w:p>
+    <w:p>
+      <w:pPr>
+        <w:pStyle w:val="Compact"/>
+        <w:numPr>
+          <w:ilvl w:val="0"/>
+          <w:numId w:val="1065"/>
+        </w:numPr>
+      </w:pPr>
+      <w:r>
+        <w:t xml:space="preserve">ยอดรายได้รวม + หัก Commission</w:t>
+      </w:r>
+    </w:p>
+    <w:p>
+      <w:pPr>
+        <w:pStyle w:val="Compact"/>
+        <w:numPr>
+          <w:ilvl w:val="0"/>
+          <w:numId w:val="1065"/>
+        </w:numPr>
+      </w:pPr>
+      <w:r>
+        <w:t xml:space="preserve">จำนวนผู้เข้างานจริง (Check-in Rate)</w:t>
+      </w:r>
+    </w:p>
+    <w:p>
+      <w:pPr>
+        <w:pStyle w:val="Compact"/>
+        <w:numPr>
+          <w:ilvl w:val="0"/>
+          <w:numId w:val="1065"/>
+        </w:numPr>
+      </w:pPr>
+      <w:r>
+        <w:t xml:space="preserve">กราฟแสดง Peak Hours การเข้างาน</w:t>
+      </w:r>
+    </w:p>
+    <w:bookmarkEnd w:id="157"/>
+    <w:bookmarkEnd w:id="158"/>
+    <w:bookmarkStart w:id="164" w:name="บทท-16-การรบสมครงาน-job-application"/>
     <w:p>
       <w:pPr>
         <w:pStyle w:val="Heading1"/>
       </w:pPr>
       <w:r>
+        <w:t xml:space="preserve">บทที่ 16: การรับสมัครงาน (Job Application)</w:t>
+      </w:r>
+    </w:p>
+    <w:p>
+      <w:pPr>
+        <w:pStyle w:val="FirstParagraph"/>
+      </w:pPr>
+      <w:r>
+        <w:t xml:space="preserve">ฟีเจอร์ประกาศรับสมัครงานช่วยให้ร้านค้าหาพนักงานเพิ่มได้สะดวก ลูกค้าและผู้ใช้งานทั่วไปในระบบ TOKO สามารถสมัครงานได้โดยตรง</w:t>
+      </w:r>
+    </w:p>
+    <w:bookmarkStart w:id="159" w:name="การสรางประกาศรบสมคร"/>
+    <w:p>
+      <w:pPr>
+        <w:pStyle w:val="Heading2"/>
+      </w:pPr>
+      <w:r>
+        <w:t xml:space="preserve">16.1 การสร้างประกาศรับสมัคร</w:t>
+      </w:r>
+    </w:p>
+    <w:bookmarkEnd w:id="159"/>
+    <w:bookmarkStart w:id="161" w:name="การจดการใบสมคร"/>
+    <w:p>
+      <w:pPr>
+        <w:pStyle w:val="Heading2"/>
+      </w:pPr>
+      <w:r>
+        <w:t xml:space="preserve">16.2 การจัดการใบสมัคร</w:t>
+      </w:r>
+    </w:p>
+    <w:p>
+      <w:pPr>
+        <w:pStyle w:val="FirstParagraph"/>
+      </w:pPr>
+      <w:r>
+        <w:t xml:space="preserve">เมื่อมีผู้สมัคร ระบบจะแจ้งเตือนพร้อมแสดงข้อมูล:</w:t>
+      </w:r>
+    </w:p>
+    <w:p>
+      <w:pPr>
+        <w:pStyle w:val="Compact"/>
+        <w:numPr>
+          <w:ilvl w:val="0"/>
+          <w:numId w:val="1066"/>
+        </w:numPr>
+      </w:pPr>
+      <w:r>
+        <w:t xml:space="preserve">ชื่อผู้สมัคร + รูปโปรไฟล์</w:t>
+      </w:r>
+    </w:p>
+    <w:p>
+      <w:pPr>
+        <w:pStyle w:val="Compact"/>
+        <w:numPr>
+          <w:ilvl w:val="0"/>
+          <w:numId w:val="1066"/>
+        </w:numPr>
+      </w:pPr>
+      <w:r>
+        <w:t xml:space="preserve">อายุ / ที่อยู่</w:t>
+      </w:r>
+    </w:p>
+    <w:p>
+      <w:pPr>
+        <w:pStyle w:val="Compact"/>
+        <w:numPr>
+          <w:ilvl w:val="0"/>
+          <w:numId w:val="1066"/>
+        </w:numPr>
+      </w:pPr>
+      <w:r>
+        <w:t xml:space="preserve">ประวัติการทำงาน (Resume)</w:t>
+      </w:r>
+    </w:p>
+    <w:p>
+      <w:pPr>
+        <w:pStyle w:val="Compact"/>
+        <w:numPr>
+          <w:ilvl w:val="0"/>
+          <w:numId w:val="1066"/>
+        </w:numPr>
+      </w:pPr>
+      <w:r>
+        <w:t xml:space="preserve">จดหมายแนะนำตัว (Cover Letter)</w:t>
+      </w:r>
+    </w:p>
+    <w:p>
+      <w:pPr>
+        <w:pStyle w:val="Compact"/>
+        <w:numPr>
+          <w:ilvl w:val="0"/>
+          <w:numId w:val="1066"/>
+        </w:numPr>
+      </w:pPr>
+      <w:r>
+        <w:t xml:space="preserve">เอกสารแนบ (PDF)</w:t>
+      </w:r>
+    </w:p>
+    <w:bookmarkStart w:id="160" w:name="สถานะใบสมคร"/>
+    <w:p>
+      <w:pPr>
+        <w:pStyle w:val="Heading3"/>
+      </w:pPr>
+      <w:r>
+        <w:t xml:space="preserve">16.2.1 สถานะใบสมัคร</w:t>
+      </w:r>
+    </w:p>
+    <w:bookmarkEnd w:id="160"/>
+    <w:bookmarkEnd w:id="161"/>
+    <w:bookmarkStart w:id="162" w:name="การนดสมภาษณ"/>
+    <w:p>
+      <w:pPr>
+        <w:pStyle w:val="Heading2"/>
+      </w:pPr>
+      <w:r>
+        <w:t xml:space="preserve">16.3 การนัดสัมภาษณ์</w:t>
+      </w:r>
+    </w:p>
+    <w:p>
+      <w:pPr>
+        <w:pStyle w:val="Compact"/>
+        <w:numPr>
+          <w:ilvl w:val="0"/>
+          <w:numId w:val="1067"/>
+        </w:numPr>
+      </w:pPr>
+      <w:r>
+        <w:t xml:space="preserve">ส่งคำเชิญผ่านระบบ (วันเวลา + สถานที่)</w:t>
+      </w:r>
+    </w:p>
+    <w:p>
+      <w:pPr>
+        <w:pStyle w:val="Compact"/>
+        <w:numPr>
+          <w:ilvl w:val="0"/>
+          <w:numId w:val="1067"/>
+        </w:numPr>
+      </w:pPr>
+      <w:r>
+        <w:t xml:space="preserve">ผู้สมัครยืนยัน/ขอเปลี่ยนแปลงผ่านแอป</w:t>
+      </w:r>
+    </w:p>
+    <w:p>
+      <w:pPr>
+        <w:pStyle w:val="Compact"/>
+        <w:numPr>
+          <w:ilvl w:val="0"/>
+          <w:numId w:val="1067"/>
+        </w:numPr>
+      </w:pPr>
+      <w:r>
+        <w:t xml:space="preserve">ระบบเตือนล่วงหน้าทั้งสองฝ่าย</w:t>
+      </w:r>
+    </w:p>
+    <w:bookmarkEnd w:id="162"/>
+    <w:bookmarkStart w:id="163" w:name="การปดประกาศ"/>
+    <w:p>
+      <w:pPr>
+        <w:pStyle w:val="Heading2"/>
+      </w:pPr>
+      <w:r>
+        <w:t xml:space="preserve">16.4 การปิดประกาศ</w:t>
+      </w:r>
+    </w:p>
+    <w:p>
+      <w:pPr>
+        <w:pStyle w:val="FirstParagraph"/>
+      </w:pPr>
+      <w:r>
+        <w:t xml:space="preserve">เมื่อรับพนักงานครบหรือพ้นช่วงเวลา ระบบจะปิดประกาศอัตโนมัติ พร้อมแจ้งผู้สมัครที่ยังไม่ได้รับการคัดเลือก</w:t>
+      </w:r>
+    </w:p>
+    <w:bookmarkEnd w:id="163"/>
+    <w:bookmarkEnd w:id="164"/>
+    <w:bookmarkStart w:id="165" w:name="ภาคผนวก-a-คำถามทพบบอย-faq"/>
+    <w:p>
+      <w:pPr>
+        <w:pStyle w:val="Heading1"/>
+      </w:pPr>
+      <w:r>
         <w:t xml:space="preserve">ภาคผนวก A: คำถามที่พบบ่อย (FAQ)</w:t>
       </w:r>
     </w:p>
@@ -6377,8 +8340,8 @@
         <w:t xml:space="preserve">“ปิดบริการ”</w:t>
       </w:r>
     </w:p>
-    <w:bookmarkEnd w:id="154"/>
-    <w:bookmarkStart w:id="155" w:name="ภาคผนวก-b-ชองทางการตดตอ"/>
+    <w:bookmarkEnd w:id="165"/>
+    <w:bookmarkStart w:id="166" w:name="ภาคผนวก-b-ชองทางการตดตอ"/>
     <w:p>
       <w:pPr>
         <w:pStyle w:val="Heading1"/>
@@ -6387,8 +8350,8 @@
         <w:t xml:space="preserve">ภาคผนวก B: ช่องทางการติดต่อ</w:t>
       </w:r>
     </w:p>
-    <w:bookmarkEnd w:id="155"/>
-    <w:bookmarkStart w:id="156" w:name="ภาคผนวก-c-คำศพททางเทคนค-glossary"/>
+    <w:bookmarkEnd w:id="166"/>
+    <w:bookmarkStart w:id="167" w:name="ภาคผนวก-c-คำศพททางเทคนค-glossary"/>
     <w:p>
       <w:pPr>
         <w:pStyle w:val="Heading1"/>
@@ -6397,7 +8360,7 @@
         <w:t xml:space="preserve">ภาคผนวก C: คำศัพท์ทางเทคนิค (Glossary)</w:t>
       </w:r>
     </w:p>
-    <w:bookmarkEnd w:id="156"/>
+    <w:bookmarkEnd w:id="167"/>
     <w:sectPr>
       <w:footnotePr>
         <w:numRestart w:val="eachSect"/>
@@ -7045,7 +9008,34 @@
     <w:abstractNumId w:val="991"/>
   </w:num>
   <w:num w:numId="1035">
-    <w:abstractNumId w:val="991"/>
+    <w:abstractNumId w:val="99411"/>
+    <w:lvlOverride w:ilvl="0">
+      <w:startOverride w:val="1"/>
+    </w:lvlOverride>
+    <w:lvlOverride w:ilvl="1">
+      <w:startOverride w:val="1"/>
+    </w:lvlOverride>
+    <w:lvlOverride w:ilvl="2">
+      <w:startOverride w:val="1"/>
+    </w:lvlOverride>
+    <w:lvlOverride w:ilvl="3">
+      <w:startOverride w:val="1"/>
+    </w:lvlOverride>
+    <w:lvlOverride w:ilvl="4">
+      <w:startOverride w:val="1"/>
+    </w:lvlOverride>
+    <w:lvlOverride w:ilvl="5">
+      <w:startOverride w:val="1"/>
+    </w:lvlOverride>
+    <w:lvlOverride w:ilvl="6">
+      <w:startOverride w:val="1"/>
+    </w:lvlOverride>
+    <w:lvlOverride w:ilvl="7">
+      <w:startOverride w:val="1"/>
+    </w:lvlOverride>
+    <w:lvlOverride w:ilvl="8">
+      <w:startOverride w:val="1"/>
+    </w:lvlOverride>
   </w:num>
   <w:num w:numId="1036">
     <w:abstractNumId w:val="991"/>
@@ -7054,7 +9044,34 @@
     <w:abstractNumId w:val="991"/>
   </w:num>
   <w:num w:numId="1038">
-    <w:abstractNumId w:val="991"/>
+    <w:abstractNumId w:val="99411"/>
+    <w:lvlOverride w:ilvl="0">
+      <w:startOverride w:val="1"/>
+    </w:lvlOverride>
+    <w:lvlOverride w:ilvl="1">
+      <w:startOverride w:val="1"/>
+    </w:lvlOverride>
+    <w:lvlOverride w:ilvl="2">
+      <w:startOverride w:val="1"/>
+    </w:lvlOverride>
+    <w:lvlOverride w:ilvl="3">
+      <w:startOverride w:val="1"/>
+    </w:lvlOverride>
+    <w:lvlOverride w:ilvl="4">
+      <w:startOverride w:val="1"/>
+    </w:lvlOverride>
+    <w:lvlOverride w:ilvl="5">
+      <w:startOverride w:val="1"/>
+    </w:lvlOverride>
+    <w:lvlOverride w:ilvl="6">
+      <w:startOverride w:val="1"/>
+    </w:lvlOverride>
+    <w:lvlOverride w:ilvl="7">
+      <w:startOverride w:val="1"/>
+    </w:lvlOverride>
+    <w:lvlOverride w:ilvl="8">
+      <w:startOverride w:val="1"/>
+    </w:lvlOverride>
   </w:num>
   <w:num w:numId="1039">
     <w:abstractNumId w:val="991"/>
@@ -7063,34 +9080,7 @@
     <w:abstractNumId w:val="991"/>
   </w:num>
   <w:num w:numId="1041">
-    <w:abstractNumId w:val="99411"/>
-    <w:lvlOverride w:ilvl="0">
-      <w:startOverride w:val="1"/>
-    </w:lvlOverride>
-    <w:lvlOverride w:ilvl="1">
-      <w:startOverride w:val="1"/>
-    </w:lvlOverride>
-    <w:lvlOverride w:ilvl="2">
-      <w:startOverride w:val="1"/>
-    </w:lvlOverride>
-    <w:lvlOverride w:ilvl="3">
-      <w:startOverride w:val="1"/>
-    </w:lvlOverride>
-    <w:lvlOverride w:ilvl="4">
-      <w:startOverride w:val="1"/>
-    </w:lvlOverride>
-    <w:lvlOverride w:ilvl="5">
-      <w:startOverride w:val="1"/>
-    </w:lvlOverride>
-    <w:lvlOverride w:ilvl="6">
-      <w:startOverride w:val="1"/>
-    </w:lvlOverride>
-    <w:lvlOverride w:ilvl="7">
-      <w:startOverride w:val="1"/>
-    </w:lvlOverride>
-    <w:lvlOverride w:ilvl="8">
-      <w:startOverride w:val="1"/>
-    </w:lvlOverride>
+    <w:abstractNumId w:val="991"/>
   </w:num>
   <w:num w:numId="1042">
     <w:abstractNumId w:val="991"/>
@@ -7102,7 +9092,34 @@
     <w:abstractNumId w:val="991"/>
   </w:num>
   <w:num w:numId="1045">
-    <w:abstractNumId w:val="991"/>
+    <w:abstractNumId w:val="99411"/>
+    <w:lvlOverride w:ilvl="0">
+      <w:startOverride w:val="1"/>
+    </w:lvlOverride>
+    <w:lvlOverride w:ilvl="1">
+      <w:startOverride w:val="1"/>
+    </w:lvlOverride>
+    <w:lvlOverride w:ilvl="2">
+      <w:startOverride w:val="1"/>
+    </w:lvlOverride>
+    <w:lvlOverride w:ilvl="3">
+      <w:startOverride w:val="1"/>
+    </w:lvlOverride>
+    <w:lvlOverride w:ilvl="4">
+      <w:startOverride w:val="1"/>
+    </w:lvlOverride>
+    <w:lvlOverride w:ilvl="5">
+      <w:startOverride w:val="1"/>
+    </w:lvlOverride>
+    <w:lvlOverride w:ilvl="6">
+      <w:startOverride w:val="1"/>
+    </w:lvlOverride>
+    <w:lvlOverride w:ilvl="7">
+      <w:startOverride w:val="1"/>
+    </w:lvlOverride>
+    <w:lvlOverride w:ilvl="8">
+      <w:startOverride w:val="1"/>
+    </w:lvlOverride>
   </w:num>
   <w:num w:numId="1046">
     <w:abstractNumId w:val="991"/>
@@ -7114,64 +9131,10 @@
     <w:abstractNumId w:val="991"/>
   </w:num>
   <w:num w:numId="1049">
-    <w:abstractNumId w:val="99411"/>
-    <w:lvlOverride w:ilvl="0">
-      <w:startOverride w:val="1"/>
-    </w:lvlOverride>
-    <w:lvlOverride w:ilvl="1">
-      <w:startOverride w:val="1"/>
-    </w:lvlOverride>
-    <w:lvlOverride w:ilvl="2">
-      <w:startOverride w:val="1"/>
-    </w:lvlOverride>
-    <w:lvlOverride w:ilvl="3">
-      <w:startOverride w:val="1"/>
-    </w:lvlOverride>
-    <w:lvlOverride w:ilvl="4">
-      <w:startOverride w:val="1"/>
-    </w:lvlOverride>
-    <w:lvlOverride w:ilvl="5">
-      <w:startOverride w:val="1"/>
-    </w:lvlOverride>
-    <w:lvlOverride w:ilvl="6">
-      <w:startOverride w:val="1"/>
-    </w:lvlOverride>
-    <w:lvlOverride w:ilvl="7">
-      <w:startOverride w:val="1"/>
-    </w:lvlOverride>
-    <w:lvlOverride w:ilvl="8">
-      <w:startOverride w:val="1"/>
-    </w:lvlOverride>
+    <w:abstractNumId w:val="991"/>
   </w:num>
   <w:num w:numId="1050">
-    <w:abstractNumId w:val="99411"/>
-    <w:lvlOverride w:ilvl="0">
-      <w:startOverride w:val="1"/>
-    </w:lvlOverride>
-    <w:lvlOverride w:ilvl="1">
-      <w:startOverride w:val="1"/>
-    </w:lvlOverride>
-    <w:lvlOverride w:ilvl="2">
-      <w:startOverride w:val="1"/>
-    </w:lvlOverride>
-    <w:lvlOverride w:ilvl="3">
-      <w:startOverride w:val="1"/>
-    </w:lvlOverride>
-    <w:lvlOverride w:ilvl="4">
-      <w:startOverride w:val="1"/>
-    </w:lvlOverride>
-    <w:lvlOverride w:ilvl="5">
-      <w:startOverride w:val="1"/>
-    </w:lvlOverride>
-    <w:lvlOverride w:ilvl="6">
-      <w:startOverride w:val="1"/>
-    </w:lvlOverride>
-    <w:lvlOverride w:ilvl="7">
-      <w:startOverride w:val="1"/>
-    </w:lvlOverride>
-    <w:lvlOverride w:ilvl="8">
-      <w:startOverride w:val="1"/>
-    </w:lvlOverride>
+    <w:abstractNumId w:val="991"/>
   </w:num>
   <w:num w:numId="1051">
     <w:abstractNumId w:val="991"/>
@@ -7180,10 +9143,64 @@
     <w:abstractNumId w:val="991"/>
   </w:num>
   <w:num w:numId="1053">
-    <w:abstractNumId w:val="991"/>
+    <w:abstractNumId w:val="99411"/>
+    <w:lvlOverride w:ilvl="0">
+      <w:startOverride w:val="1"/>
+    </w:lvlOverride>
+    <w:lvlOverride w:ilvl="1">
+      <w:startOverride w:val="1"/>
+    </w:lvlOverride>
+    <w:lvlOverride w:ilvl="2">
+      <w:startOverride w:val="1"/>
+    </w:lvlOverride>
+    <w:lvlOverride w:ilvl="3">
+      <w:startOverride w:val="1"/>
+    </w:lvlOverride>
+    <w:lvlOverride w:ilvl="4">
+      <w:startOverride w:val="1"/>
+    </w:lvlOverride>
+    <w:lvlOverride w:ilvl="5">
+      <w:startOverride w:val="1"/>
+    </w:lvlOverride>
+    <w:lvlOverride w:ilvl="6">
+      <w:startOverride w:val="1"/>
+    </w:lvlOverride>
+    <w:lvlOverride w:ilvl="7">
+      <w:startOverride w:val="1"/>
+    </w:lvlOverride>
+    <w:lvlOverride w:ilvl="8">
+      <w:startOverride w:val="1"/>
+    </w:lvlOverride>
   </w:num>
   <w:num w:numId="1054">
-    <w:abstractNumId w:val="991"/>
+    <w:abstractNumId w:val="99411"/>
+    <w:lvlOverride w:ilvl="0">
+      <w:startOverride w:val="1"/>
+    </w:lvlOverride>
+    <w:lvlOverride w:ilvl="1">
+      <w:startOverride w:val="1"/>
+    </w:lvlOverride>
+    <w:lvlOverride w:ilvl="2">
+      <w:startOverride w:val="1"/>
+    </w:lvlOverride>
+    <w:lvlOverride w:ilvl="3">
+      <w:startOverride w:val="1"/>
+    </w:lvlOverride>
+    <w:lvlOverride w:ilvl="4">
+      <w:startOverride w:val="1"/>
+    </w:lvlOverride>
+    <w:lvlOverride w:ilvl="5">
+      <w:startOverride w:val="1"/>
+    </w:lvlOverride>
+    <w:lvlOverride w:ilvl="6">
+      <w:startOverride w:val="1"/>
+    </w:lvlOverride>
+    <w:lvlOverride w:ilvl="7">
+      <w:startOverride w:val="1"/>
+    </w:lvlOverride>
+    <w:lvlOverride w:ilvl="8">
+      <w:startOverride w:val="1"/>
+    </w:lvlOverride>
   </w:num>
   <w:num w:numId="1055">
     <w:abstractNumId w:val="991"/>
@@ -7210,6 +9227,18 @@
     <w:abstractNumId w:val="991"/>
   </w:num>
   <w:num w:numId="1063">
+    <w:abstractNumId w:val="991"/>
+  </w:num>
+  <w:num w:numId="1064">
+    <w:abstractNumId w:val="991"/>
+  </w:num>
+  <w:num w:numId="1065">
+    <w:abstractNumId w:val="991"/>
+  </w:num>
+  <w:num w:numId="1066">
+    <w:abstractNumId w:val="991"/>
+  </w:num>
+  <w:num w:numId="1067">
     <w:abstractNumId w:val="991"/>
   </w:num>
 </w:numbering>
